--- a/_SAMPLES_ENTREGAVEIS/innovation_potential_assessment/sample-innovation-potential-assessment-v1.0.0.docx
+++ b/_SAMPLES_ENTREGAVEIS/innovation_potential_assessment/sample-innovation-potential-assessment-v1.0.0.docx
@@ -262,13 +262,15 @@
         <w:tblLook w:firstColumn="1" w:firstRow="1" w:lastColumn="0" w:lastRow="0" w:noHBand="0" w:noVBand="1" w:val="04A0"/>
       </w:tblPr>
       <w:tblGrid>
-        <w:gridCol w:w="5046"/>
-        <w:gridCol w:w="5046"/>
+        <w:gridCol w:w="2523"/>
+        <w:gridCol w:w="2523"/>
+        <w:gridCol w:w="2523"/>
+        <w:gridCol w:w="2523"/>
       </w:tblGrid>
       <w:tr>
         <w:tc>
           <w:tcPr>
-            <w:tcW w:type="dxa" w:w="5046"/>
+            <w:tcW w:type="dxa" w:w="2523"/>
           </w:tcPr>
           <w:p>
             <w:r>
@@ -278,11 +280,31 @@
         </w:tc>
         <w:tc>
           <w:tcPr>
-            <w:tcW w:type="dxa" w:w="5046"/>
+            <w:tcW w:type="dxa" w:w="2523"/>
           </w:tcPr>
           <w:p>
             <w:r>
-              <w:t>Nota simulada</w:t>
+              <w:t>Nota</w:t>
+            </w:r>
+          </w:p>
+        </w:tc>
+        <w:tc>
+          <w:tcPr>
+            <w:tcW w:type="dxa" w:w="2523"/>
+          </w:tcPr>
+          <w:p>
+            <w:r>
+              <w:t>Peso</w:t>
+            </w:r>
+          </w:p>
+        </w:tc>
+        <w:tc>
+          <w:tcPr>
+            <w:tcW w:type="dxa" w:w="2523"/>
+          </w:tcPr>
+          <w:p>
+            <w:r>
+              <w:t>Justificativa</w:t>
             </w:r>
           </w:p>
         </w:tc>
@@ -290,7 +312,7 @@
       <w:tr>
         <w:tc>
           <w:tcPr>
-            <w:tcW w:type="dxa" w:w="5046"/>
+            <w:tcW w:type="dxa" w:w="2523"/>
           </w:tcPr>
           <w:p>
             <w:r>
@@ -300,7 +322,7 @@
         </w:tc>
         <w:tc>
           <w:tcPr>
-            <w:tcW w:type="dxa" w:w="5046"/>
+            <w:tcW w:type="dxa" w:w="2523"/>
           </w:tcPr>
           <w:p>
             <w:r>
@@ -308,11 +330,31 @@
             </w:r>
           </w:p>
         </w:tc>
+        <w:tc>
+          <w:tcPr>
+            <w:tcW w:type="dxa" w:w="2523"/>
+          </w:tcPr>
+          <w:p>
+            <w:r>
+              <w:t>0.3</w:t>
+            </w:r>
+          </w:p>
+        </w:tc>
+        <w:tc>
+          <w:tcPr>
+            <w:tcW w:type="dxa" w:w="2523"/>
+          </w:tcPr>
+          <w:p>
+            <w:r>
+              <w:t>Retrabalho relatado; magnitude ainda não medida (exemplo).</w:t>
+            </w:r>
+          </w:p>
+        </w:tc>
       </w:tr>
       <w:tr>
         <w:tc>
           <w:tcPr>
-            <w:tcW w:type="dxa" w:w="5046"/>
+            <w:tcW w:type="dxa" w:w="2523"/>
           </w:tcPr>
           <w:p>
             <w:r>
@@ -322,7 +364,7 @@
         </w:tc>
         <w:tc>
           <w:tcPr>
-            <w:tcW w:type="dxa" w:w="5046"/>
+            <w:tcW w:type="dxa" w:w="2523"/>
           </w:tcPr>
           <w:p>
             <w:r>
@@ -330,11 +372,31 @@
             </w:r>
           </w:p>
         </w:tc>
+        <w:tc>
+          <w:tcPr>
+            <w:tcW w:type="dxa" w:w="2523"/>
+          </w:tcPr>
+          <w:p>
+            <w:r>
+              <w:t>0.25</w:t>
+            </w:r>
+          </w:p>
+        </w:tc>
+        <w:tc>
+          <w:tcPr>
+            <w:tcW w:type="dxa" w:w="2523"/>
+          </w:tcPr>
+          <w:p>
+            <w:r>
+              <w:t>Integração, responsáveis e custo são hipóteses (exemplo).</w:t>
+            </w:r>
+          </w:p>
+        </w:tc>
       </w:tr>
       <w:tr>
         <w:tc>
           <w:tcPr>
-            <w:tcW w:type="dxa" w:w="5046"/>
+            <w:tcW w:type="dxa" w:w="2523"/>
           </w:tcPr>
           <w:p>
             <w:r>
@@ -344,7 +406,7 @@
         </w:tc>
         <w:tc>
           <w:tcPr>
-            <w:tcW w:type="dxa" w:w="5046"/>
+            <w:tcW w:type="dxa" w:w="2523"/>
           </w:tcPr>
           <w:p>
             <w:r>
@@ -352,11 +414,31 @@
             </w:r>
           </w:p>
         </w:tc>
+        <w:tc>
+          <w:tcPr>
+            <w:tcW w:type="dxa" w:w="2523"/>
+          </w:tcPr>
+          <w:p>
+            <w:r>
+              <w:t>0.2</w:t>
+            </w:r>
+          </w:p>
+        </w:tc>
+        <w:tc>
+          <w:tcPr>
+            <w:tcW w:type="dxa" w:w="2523"/>
+          </w:tcPr>
+          <w:p>
+            <w:r>
+              <w:t>Reduz esforço de atendimento (exemplo).</w:t>
+            </w:r>
+          </w:p>
+        </w:tc>
       </w:tr>
       <w:tr>
         <w:tc>
           <w:tcPr>
-            <w:tcW w:type="dxa" w:w="5046"/>
+            <w:tcW w:type="dxa" w:w="2523"/>
           </w:tcPr>
           <w:p>
             <w:r>
@@ -366,7 +448,7 @@
         </w:tc>
         <w:tc>
           <w:tcPr>
-            <w:tcW w:type="dxa" w:w="5046"/>
+            <w:tcW w:type="dxa" w:w="2523"/>
           </w:tcPr>
           <w:p>
             <w:r>
@@ -374,11 +456,31 @@
             </w:r>
           </w:p>
         </w:tc>
+        <w:tc>
+          <w:tcPr>
+            <w:tcW w:type="dxa" w:w="2523"/>
+          </w:tcPr>
+          <w:p>
+            <w:r>
+              <w:t>0.15</w:t>
+            </w:r>
+          </w:p>
+        </w:tc>
+        <w:tc>
+          <w:tcPr>
+            <w:tcW w:type="dxa" w:w="2523"/>
+          </w:tcPr>
+          <w:p>
+            <w:r>
+              <w:t>Prioridade moderada, não comprovada (exemplo).</w:t>
+            </w:r>
+          </w:p>
+        </w:tc>
       </w:tr>
       <w:tr>
         <w:tc>
           <w:tcPr>
-            <w:tcW w:type="dxa" w:w="5046"/>
+            <w:tcW w:type="dxa" w:w="2523"/>
           </w:tcPr>
           <w:p>
             <w:r>
@@ -388,11 +490,31 @@
         </w:tc>
         <w:tc>
           <w:tcPr>
-            <w:tcW w:type="dxa" w:w="5046"/>
+            <w:tcW w:type="dxa" w:w="2523"/>
           </w:tcPr>
           <w:p>
             <w:r>
               <w:t>55</w:t>
+            </w:r>
+          </w:p>
+        </w:tc>
+        <w:tc>
+          <w:tcPr>
+            <w:tcW w:type="dxa" w:w="2523"/>
+          </w:tcPr>
+          <w:p>
+            <w:r>
+              <w:t>0.1</w:t>
+            </w:r>
+          </w:p>
+        </w:tc>
+        <w:tc>
+          <w:tcPr>
+            <w:tcW w:type="dxa" w:w="2523"/>
+          </w:tcPr>
+          <w:p>
+            <w:r>
+              <w:t>Novidade relativa não comparada (exemplo).</w:t>
             </w:r>
           </w:p>
         </w:tc>

--- a/_SAMPLES_ENTREGAVEIS/innovation_potential_assessment/sample-innovation-potential-assessment-v1.0.0.docx
+++ b/_SAMPLES_ENTREGAVEIS/innovation_potential_assessment/sample-innovation-potential-assessment-v1.0.0.docx
@@ -7,7 +7,16 @@
         <w:pStyle w:val="Title"/>
       </w:pPr>
       <w:r>
-        <w:t>EXEMPLO FICTÍCIO — Avaliação de potencial de inovação</w:t>
+        <w:t>EXEMPLO FICTÍCIO — Retrabalho nas solicitações de dados</w:t>
+      </w:r>
+    </w:p>
+    <w:p>
+      <w:r>
+        <w:rPr>
+          <w:color w:val="586EA4"/>
+          <w:sz w:val="15"/>
+        </w:rPr>
+        <w:t>ID sample-innovation-potential-assessment · versão 1.0.0 · Completo</w:t>
       </w:r>
     </w:p>
     <w:p>
@@ -253,6 +262,11 @@
     <w:p>
       <w:r>
         <w:t>Fontes: FIC-01</w:t>
+      </w:r>
+    </w:p>
+    <w:p>
+      <w:r>
+        <w:t>Pontuação ilustrativa, sem avaliação real</w:t>
       </w:r>
     </w:p>
     <w:tbl>

--- a/_SAMPLES_ENTREGAVEIS/innovation_potential_assessment/sample-innovation-potential-assessment-v1.0.0.docx
+++ b/_SAMPLES_ENTREGAVEIS/innovation_potential_assessment/sample-innovation-potential-assessment-v1.0.0.docx
@@ -576,6 +576,9 @@
       <w:jc w:val="right"/>
     </w:pPr>
     <w:r>
+      <w:t xml:space="preserve">AVALIAÇÃO DO POTENCIAL DE INOVAÇÃO    </w:t>
+    </w:r>
+    <w:r>
       <w:drawing>
         <wp:inline xmlns:a="http://schemas.openxmlformats.org/drawingml/2006/main" xmlns:pic="http://schemas.openxmlformats.org/drawingml/2006/picture">
           <wp:extent cx="1152000" cy="431878"/>
@@ -977,7 +980,7 @@
     <w:qFormat/>
     <w:rsid w:val="00FC693F"/>
     <w:rPr>
-      <w:rFonts w:ascii="Roboto" w:hAnsi="Roboto"/>
+      <w:rFonts w:ascii="Montserrat" w:hAnsi="Montserrat"/>
       <w:sz w:val="19"/>
     </w:rPr>
   </w:style>

--- a/_SAMPLES_ENTREGAVEIS/innovation_potential_assessment/sample-innovation-potential-assessment-v1.0.0.docx
+++ b/_SAMPLES_ENTREGAVEIS/innovation_potential_assessment/sample-innovation-potential-assessment-v1.0.0.docx
@@ -536,6 +536,11 @@
     </w:tbl>
     <w:p>
       <w:r>
+        <w:t>Total ponderado: 54.8 · Classificação: MONITORAR</w:t>
+      </w:r>
+    </w:p>
+    <w:p>
+      <w:r>
         <w:t>Fontes: FIC-02</w:t>
       </w:r>
     </w:p>

--- a/_SAMPLES_ENTREGAVEIS/innovation_potential_assessment/sample-innovation-potential-assessment-v1.0.0.docx
+++ b/_SAMPLES_ENTREGAVEIS/innovation_potential_assessment/sample-innovation-potential-assessment-v1.0.0.docx
@@ -7,7 +7,7 @@
         <w:pStyle w:val="Title"/>
       </w:pPr>
       <w:r>
-        <w:t>EXEMPLO FICTÍCIO — Retrabalho nas solicitações de dados</w:t>
+        <w:t>EXEMPLO FICTÍCIO: Retrabalho nas solicitações de dados</w:t>
       </w:r>
     </w:p>
     <w:p>

--- a/_SAMPLES_ENTREGAVEIS/innovation_potential_assessment/sample-innovation-potential-assessment-v1.0.0.docx
+++ b/_SAMPLES_ENTREGAVEIS/innovation_potential_assessment/sample-innovation-potential-assessment-v1.0.0.docx
@@ -4,15 +4,83 @@
   <w:body>
     <w:p>
       <w:pPr>
-        <w:pStyle w:val="Title"/>
+        <w:tabs>
+          <w:tab w:pos="10092" w:val="right"/>
+        </w:tabs>
+        <w:spacing w:line="560" w:lineRule="exact"/>
+        <w:pBdr>
+          <w:bottom w:val="single" w:sz="12" w:color="193C8E"/>
+        </w:pBdr>
       </w:pPr>
       <w:r>
+        <w:rPr>
+          <w:rFonts w:ascii="Montserrat" w:hAnsi="Montserrat" w:eastAsia="Montserrat" w:cs="Montserrat"/>
+          <w:b/>
+          <w:color w:val="4C73D1"/>
+          <w:sz w:val="16"/>
+        </w:rPr>
+        <w:t>AVALIAÇÃO DO POTENCIAL DE INOVAÇÃO</w:t>
+      </w:r>
+      <w:r>
+        <w:tab/>
+        <w:drawing>
+          <wp:inline xmlns:a="http://schemas.openxmlformats.org/drawingml/2006/main" xmlns:pic="http://schemas.openxmlformats.org/drawingml/2006/picture">
+            <wp:extent cx="1080000" cy="404885"/>
+            <wp:docPr id="1" name="Picture 1"/>
+            <wp:cNvGraphicFramePr>
+              <a:graphicFrameLocks noChangeAspect="1"/>
+            </wp:cNvGraphicFramePr>
+            <a:graphic>
+              <a:graphicData uri="http://schemas.openxmlformats.org/drawingml/2006/picture">
+                <pic:pic>
+                  <pic:nvPicPr>
+                    <pic:cNvPr id="0" name="logo_ccee.png"/>
+                    <pic:cNvPicPr/>
+                  </pic:nvPicPr>
+                  <pic:blipFill>
+                    <a:blip r:embed="rId9"/>
+                    <a:stretch>
+                      <a:fillRect/>
+                    </a:stretch>
+                  </pic:blipFill>
+                  <pic:spPr>
+                    <a:xfrm>
+                      <a:off x="0" y="0"/>
+                      <a:ext cx="1080000" cy="404885"/>
+                    </a:xfrm>
+                    <a:prstGeom prst="rect"/>
+                  </pic:spPr>
+                </pic:pic>
+              </a:graphicData>
+            </a:graphic>
+          </wp:inline>
+        </w:drawing>
+      </w:r>
+    </w:p>
+    <w:p>
+      <w:pPr>
+        <w:pStyle w:val="Title"/>
+        <w:spacing w:before="160" w:after="120"/>
+      </w:pPr>
+      <w:r>
+        <w:rPr>
+          <w:rFonts w:ascii="Montserrat" w:hAnsi="Montserrat" w:eastAsia="Montserrat" w:cs="Montserrat"/>
+          <w:b/>
+          <w:color w:val="193C8E"/>
+          <w:sz w:val="50"/>
+        </w:rPr>
         <w:t>EXEMPLO FICTÍCIO: Retrabalho nas solicitações de dados</w:t>
       </w:r>
     </w:p>
     <w:p>
+      <w:pPr>
+        <w:spacing w:before="0" w:after="100" w:line="165" w:lineRule="exact"/>
+      </w:pPr>
+      <w:r/>
       <w:r>
         <w:rPr>
+          <w:rFonts w:ascii="Montserrat" w:hAnsi="Montserrat" w:eastAsia="Montserrat" w:cs="Montserrat"/>
+          <w:b w:val="0"/>
           <w:color w:val="586EA4"/>
           <w:sz w:val="15"/>
         </w:rPr>
@@ -20,26 +88,1566 @@
       </w:r>
     </w:p>
     <w:p>
+      <w:pPr>
+        <w:spacing w:before="0" w:after="0" w:line="283" w:lineRule="exact"/>
+      </w:pPr>
+      <w:r/>
       <w:r>
+        <w:rPr>
+          <w:rFonts w:ascii="Montserrat" w:hAnsi="Montserrat" w:eastAsia="Montserrat" w:cs="Montserrat"/>
+          <w:b w:val="0"/>
+          <w:color w:val="102661"/>
+          <w:sz w:val="21"/>
+        </w:rPr>
         <w:t>Amostra de validação visual e estrutural. Dados, pessoas, votos e resultados são fictícios.</w:t>
+      </w:r>
+    </w:p>
+    <w:tbl>
+      <w:tblPr>
+        <w:tblW w:type="auto" w:w="0"/>
+        <w:tblLayout w:type="fixed"/>
+        <w:tblLook w:firstColumn="1" w:firstRow="1" w:lastColumn="0" w:lastRow="0" w:noHBand="0" w:noVBand="1" w:val="04A0"/>
+      </w:tblPr>
+      <w:tblGrid>
+        <w:gridCol w:w="6358"/>
+        <w:gridCol w:w="1716"/>
+        <w:gridCol w:w="2018"/>
+      </w:tblGrid>
+      <w:tr>
+        <w:tc>
+          <w:tcPr>
+            <w:tcW w:type="dxa" w:w="3364"/>
+            <w:shd w:fill="102661"/>
+            <w:tcMar>
+              <w:top w:w="100" w:type="dxa"/>
+              <w:start w:w="120" w:type="dxa"/>
+              <w:bottom w:w="100" w:type="dxa"/>
+              <w:end w:w="120" w:type="dxa"/>
+            </w:tcMar>
+          </w:tcPr>
+          <w:p>
+            <w:pPr>
+              <w:spacing w:before="0" w:after="0" w:line="216" w:lineRule="exact"/>
+            </w:pPr>
+            <w:r/>
+            <w:r>
+              <w:rPr>
+                <w:rFonts w:ascii="Montserrat" w:hAnsi="Montserrat" w:eastAsia="Montserrat" w:cs="Montserrat"/>
+                <w:b/>
+                <w:color w:val="FFFFFF"/>
+                <w:sz w:val="18"/>
+              </w:rPr>
+              <w:t>PONTUAÇÃO ILUSTRATIVA, SEM AVALIAÇÃO REAL</w:t>
+            </w:r>
+          </w:p>
+        </w:tc>
+        <w:tc>
+          <w:tcPr>
+            <w:tcW w:type="dxa" w:w="3364"/>
+            <w:shd w:fill="102661"/>
+            <w:tcMar>
+              <w:top w:w="100" w:type="dxa"/>
+              <w:start w:w="120" w:type="dxa"/>
+              <w:bottom w:w="100" w:type="dxa"/>
+              <w:end w:w="120" w:type="dxa"/>
+            </w:tcMar>
+          </w:tcPr>
+          <w:p>
+            <w:pPr>
+              <w:spacing w:before="0" w:after="0" w:line="216" w:lineRule="exact"/>
+            </w:pPr>
+            <w:r/>
+            <w:r>
+              <w:rPr>
+                <w:rFonts w:ascii="Montserrat" w:hAnsi="Montserrat" w:eastAsia="Montserrat" w:cs="Montserrat"/>
+                <w:b/>
+                <w:color w:val="FFFFFF"/>
+                <w:sz w:val="18"/>
+              </w:rPr>
+              <w:t>Total: 54.8</w:t>
+            </w:r>
+          </w:p>
+        </w:tc>
+        <w:tc>
+          <w:tcPr>
+            <w:tcW w:type="dxa" w:w="3364"/>
+            <w:shd w:fill="102661"/>
+            <w:tcMar>
+              <w:top w:w="100" w:type="dxa"/>
+              <w:start w:w="120" w:type="dxa"/>
+              <w:bottom w:w="100" w:type="dxa"/>
+              <w:end w:w="120" w:type="dxa"/>
+            </w:tcMar>
+            <w:shd w:fill="E8EEFB"/>
+          </w:tcPr>
+          <w:p>
+            <w:pPr>
+              <w:spacing w:before="0" w:after="0" w:line="172" w:lineRule="exact"/>
+            </w:pPr>
+            <w:r/>
+            <w:r>
+              <w:rPr>
+                <w:rFonts w:ascii="Montserrat" w:hAnsi="Montserrat" w:eastAsia="Montserrat" w:cs="Montserrat"/>
+                <w:b/>
+                <w:color w:val="193C8E"/>
+                <w:sz w:val="15"/>
+              </w:rPr>
+              <w:t>MONITORAR</w:t>
+            </w:r>
+          </w:p>
+        </w:tc>
+      </w:tr>
+    </w:tbl>
+    <w:tbl>
+      <w:tblPr>
+        <w:tblW w:type="auto" w:w="0"/>
+        <w:tblLayout w:type="fixed"/>
+        <w:tblLook w:firstColumn="1" w:firstRow="1" w:lastColumn="0" w:lastRow="0" w:noHBand="0" w:noVBand="1" w:val="04A0"/>
+      </w:tblPr>
+      <w:tblGrid>
+        <w:gridCol w:w="1917"/>
+        <w:gridCol w:w="807"/>
+        <w:gridCol w:w="1917"/>
+        <w:gridCol w:w="1413"/>
+        <w:gridCol w:w="4037"/>
+      </w:tblGrid>
+      <w:tr>
+        <w:tc>
+          <w:tcPr>
+            <w:tcW w:type="dxa" w:w="1917"/>
+            <w:shd w:fill="F3F5FA"/>
+            <w:tcMar>
+              <w:top w:w="80" w:type="dxa"/>
+              <w:start w:w="100" w:type="dxa"/>
+              <w:bottom w:w="80" w:type="dxa"/>
+              <w:end w:w="100" w:type="dxa"/>
+            </w:tcMar>
+            <w:tcBorders>
+              <w:bottom w:val="single" w:sz="4" w:color="D2D9E8"/>
+              <w:start w:val="single" w:sz="4" w:color="D2D9E8"/>
+              <w:end w:val="single" w:sz="4" w:color="D2D9E8"/>
+            </w:tcBorders>
+          </w:tcPr>
+          <w:p>
+            <w:pPr>
+              <w:spacing w:before="0" w:after="0" w:line="172" w:lineRule="exact"/>
+            </w:pPr>
+            <w:r/>
+            <w:r>
+              <w:rPr>
+                <w:rFonts w:ascii="Montserrat" w:hAnsi="Montserrat" w:eastAsia="Montserrat" w:cs="Montserrat"/>
+                <w:b/>
+                <w:color w:val="586EA4"/>
+                <w:sz w:val="15"/>
+              </w:rPr>
+              <w:t>Critério</w:t>
+            </w:r>
+          </w:p>
+        </w:tc>
+        <w:tc>
+          <w:tcPr>
+            <w:tcW w:type="dxa" w:w="807"/>
+            <w:shd w:fill="F3F5FA"/>
+            <w:tcMar>
+              <w:top w:w="80" w:type="dxa"/>
+              <w:start w:w="100" w:type="dxa"/>
+              <w:bottom w:w="80" w:type="dxa"/>
+              <w:end w:w="100" w:type="dxa"/>
+            </w:tcMar>
+            <w:tcBorders>
+              <w:bottom w:val="single" w:sz="4" w:color="D2D9E8"/>
+              <w:start w:val="single" w:sz="4" w:color="D2D9E8"/>
+              <w:end w:val="single" w:sz="4" w:color="D2D9E8"/>
+            </w:tcBorders>
+          </w:tcPr>
+          <w:p>
+            <w:pPr>
+              <w:spacing w:before="0" w:after="0" w:line="172" w:lineRule="exact"/>
+            </w:pPr>
+            <w:r/>
+            <w:r>
+              <w:rPr>
+                <w:rFonts w:ascii="Montserrat" w:hAnsi="Montserrat" w:eastAsia="Montserrat" w:cs="Montserrat"/>
+                <w:b/>
+                <w:color w:val="586EA4"/>
+                <w:sz w:val="15"/>
+              </w:rPr>
+              <w:t>Peso</w:t>
+            </w:r>
+          </w:p>
+        </w:tc>
+        <w:tc>
+          <w:tcPr>
+            <w:tcW w:type="dxa" w:w="1917"/>
+            <w:shd w:fill="F3F5FA"/>
+            <w:tcMar>
+              <w:top w:w="80" w:type="dxa"/>
+              <w:start w:w="100" w:type="dxa"/>
+              <w:bottom w:w="80" w:type="dxa"/>
+              <w:end w:w="100" w:type="dxa"/>
+            </w:tcMar>
+            <w:tcBorders>
+              <w:bottom w:val="single" w:sz="4" w:color="D2D9E8"/>
+              <w:start w:val="single" w:sz="4" w:color="D2D9E8"/>
+              <w:end w:val="single" w:sz="4" w:color="D2D9E8"/>
+            </w:tcBorders>
+          </w:tcPr>
+          <w:p>
+            <w:pPr>
+              <w:spacing w:before="0" w:after="0" w:line="172" w:lineRule="exact"/>
+            </w:pPr>
+            <w:r/>
+            <w:r>
+              <w:rPr>
+                <w:rFonts w:ascii="Montserrat" w:hAnsi="Montserrat" w:eastAsia="Montserrat" w:cs="Montserrat"/>
+                <w:b/>
+                <w:color w:val="586EA4"/>
+                <w:sz w:val="15"/>
+              </w:rPr>
+              <w:t>Nota (0 a 100)</w:t>
+            </w:r>
+          </w:p>
+        </w:tc>
+        <w:tc>
+          <w:tcPr>
+            <w:tcW w:type="dxa" w:w="1413"/>
+            <w:shd w:fill="F3F5FA"/>
+            <w:tcMar>
+              <w:top w:w="80" w:type="dxa"/>
+              <w:start w:w="100" w:type="dxa"/>
+              <w:bottom w:w="80" w:type="dxa"/>
+              <w:end w:w="100" w:type="dxa"/>
+            </w:tcMar>
+            <w:tcBorders>
+              <w:bottom w:val="single" w:sz="4" w:color="D2D9E8"/>
+              <w:start w:val="single" w:sz="4" w:color="D2D9E8"/>
+              <w:end w:val="single" w:sz="4" w:color="D2D9E8"/>
+            </w:tcBorders>
+          </w:tcPr>
+          <w:p>
+            <w:pPr>
+              <w:spacing w:before="0" w:after="0" w:line="172" w:lineRule="exact"/>
+            </w:pPr>
+            <w:r/>
+            <w:r>
+              <w:rPr>
+                <w:rFonts w:ascii="Montserrat" w:hAnsi="Montserrat" w:eastAsia="Montserrat" w:cs="Montserrat"/>
+                <w:b/>
+                <w:color w:val="586EA4"/>
+                <w:sz w:val="15"/>
+              </w:rPr>
+              <w:t>Ponderado</w:t>
+            </w:r>
+          </w:p>
+        </w:tc>
+        <w:tc>
+          <w:tcPr>
+            <w:tcW w:type="dxa" w:w="4037"/>
+            <w:shd w:fill="F3F5FA"/>
+            <w:tcMar>
+              <w:top w:w="80" w:type="dxa"/>
+              <w:start w:w="100" w:type="dxa"/>
+              <w:bottom w:w="80" w:type="dxa"/>
+              <w:end w:w="100" w:type="dxa"/>
+            </w:tcMar>
+            <w:tcBorders>
+              <w:bottom w:val="single" w:sz="4" w:color="D2D9E8"/>
+              <w:start w:val="single" w:sz="4" w:color="D2D9E8"/>
+              <w:end w:val="single" w:sz="4" w:color="D2D9E8"/>
+            </w:tcBorders>
+          </w:tcPr>
+          <w:p>
+            <w:pPr>
+              <w:spacing w:before="0" w:after="0" w:line="172" w:lineRule="exact"/>
+            </w:pPr>
+            <w:r/>
+            <w:r>
+              <w:rPr>
+                <w:rFonts w:ascii="Montserrat" w:hAnsi="Montserrat" w:eastAsia="Montserrat" w:cs="Montserrat"/>
+                <w:b/>
+                <w:color w:val="586EA4"/>
+                <w:sz w:val="15"/>
+              </w:rPr>
+              <w:t>Justificativa</w:t>
+            </w:r>
+          </w:p>
+        </w:tc>
+      </w:tr>
+      <w:tr>
+        <w:tc>
+          <w:tcPr>
+            <w:tcW w:type="dxa" w:w="1917"/>
+            <w:tcMar>
+              <w:top w:w="80" w:type="dxa"/>
+              <w:start w:w="100" w:type="dxa"/>
+              <w:bottom w:w="80" w:type="dxa"/>
+              <w:end w:w="100" w:type="dxa"/>
+            </w:tcMar>
+            <w:tcBorders>
+              <w:bottom w:val="single" w:sz="4" w:color="D2D9E8"/>
+              <w:start w:val="single" w:sz="4" w:color="D2D9E8"/>
+              <w:end w:val="single" w:sz="4" w:color="D2D9E8"/>
+            </w:tcBorders>
+          </w:tcPr>
+          <w:p>
+            <w:pPr>
+              <w:spacing w:before="0" w:after="0" w:line="216" w:lineRule="exact"/>
+            </w:pPr>
+            <w:r/>
+            <w:r>
+              <w:rPr>
+                <w:rFonts w:ascii="Montserrat" w:hAnsi="Montserrat" w:eastAsia="Montserrat" w:cs="Montserrat"/>
+                <w:b/>
+                <w:color w:val="193C8E"/>
+                <w:sz w:val="18"/>
+              </w:rPr>
+              <w:t>Impacto</w:t>
+            </w:r>
+          </w:p>
+        </w:tc>
+        <w:tc>
+          <w:tcPr>
+            <w:tcW w:type="dxa" w:w="807"/>
+            <w:tcMar>
+              <w:top w:w="80" w:type="dxa"/>
+              <w:start w:w="100" w:type="dxa"/>
+              <w:bottom w:w="80" w:type="dxa"/>
+              <w:end w:w="100" w:type="dxa"/>
+            </w:tcMar>
+            <w:tcBorders>
+              <w:bottom w:val="single" w:sz="4" w:color="D2D9E8"/>
+              <w:start w:val="single" w:sz="4" w:color="D2D9E8"/>
+              <w:end w:val="single" w:sz="4" w:color="D2D9E8"/>
+            </w:tcBorders>
+          </w:tcPr>
+          <w:p>
+            <w:pPr>
+              <w:spacing w:before="0" w:after="0" w:line="208" w:lineRule="exact"/>
+            </w:pPr>
+            <w:r/>
+            <w:r>
+              <w:rPr>
+                <w:rFonts w:ascii="Montserrat" w:hAnsi="Montserrat" w:eastAsia="Montserrat" w:cs="Montserrat"/>
+                <w:b w:val="0"/>
+                <w:color w:val="30343B"/>
+                <w:sz w:val="16"/>
+              </w:rPr>
+              <w:t>30%</w:t>
+            </w:r>
+          </w:p>
+        </w:tc>
+        <w:tc>
+          <w:tcPr>
+            <w:tcW w:type="dxa" w:w="1917"/>
+            <w:tcMar>
+              <w:top w:w="80" w:type="dxa"/>
+              <w:start w:w="100" w:type="dxa"/>
+              <w:bottom w:w="80" w:type="dxa"/>
+              <w:end w:w="100" w:type="dxa"/>
+            </w:tcMar>
+            <w:tcBorders>
+              <w:bottom w:val="single" w:sz="4" w:color="D2D9E8"/>
+              <w:start w:val="single" w:sz="4" w:color="D2D9E8"/>
+              <w:end w:val="single" w:sz="4" w:color="D2D9E8"/>
+            </w:tcBorders>
+          </w:tcPr>
+          <w:p>
+            <w:pPr>
+              <w:spacing w:before="0" w:after="0" w:line="208" w:lineRule="exact"/>
+            </w:pPr>
+            <w:r/>
+            <w:r>
+              <w:rPr>
+                <w:rFonts w:ascii="Montserrat" w:hAnsi="Montserrat" w:eastAsia="Montserrat" w:cs="Montserrat"/>
+                <w:b/>
+                <w:color w:val="4C73D1"/>
+                <w:sz w:val="16"/>
+              </w:rPr>
+              <w:t>▰▰▰▰▰▰</w:t>
+              <w:br/>
+              <w:t>60</w:t>
+            </w:r>
+          </w:p>
+        </w:tc>
+        <w:tc>
+          <w:tcPr>
+            <w:tcW w:type="dxa" w:w="1413"/>
+            <w:tcMar>
+              <w:top w:w="80" w:type="dxa"/>
+              <w:start w:w="100" w:type="dxa"/>
+              <w:bottom w:w="80" w:type="dxa"/>
+              <w:end w:w="100" w:type="dxa"/>
+            </w:tcMar>
+            <w:tcBorders>
+              <w:bottom w:val="single" w:sz="4" w:color="D2D9E8"/>
+              <w:start w:val="single" w:sz="4" w:color="D2D9E8"/>
+              <w:end w:val="single" w:sz="4" w:color="D2D9E8"/>
+            </w:tcBorders>
+          </w:tcPr>
+          <w:p>
+            <w:pPr>
+              <w:spacing w:before="0" w:after="0" w:line="216" w:lineRule="exact"/>
+            </w:pPr>
+            <w:r/>
+            <w:r>
+              <w:rPr>
+                <w:rFonts w:ascii="Montserrat" w:hAnsi="Montserrat" w:eastAsia="Montserrat" w:cs="Montserrat"/>
+                <w:b/>
+                <w:color w:val="193C8E"/>
+                <w:sz w:val="18"/>
+              </w:rPr>
+              <w:t>18</w:t>
+            </w:r>
+          </w:p>
+        </w:tc>
+        <w:tc>
+          <w:tcPr>
+            <w:tcW w:type="dxa" w:w="4037"/>
+            <w:tcMar>
+              <w:top w:w="80" w:type="dxa"/>
+              <w:start w:w="100" w:type="dxa"/>
+              <w:bottom w:w="80" w:type="dxa"/>
+              <w:end w:w="100" w:type="dxa"/>
+            </w:tcMar>
+            <w:tcBorders>
+              <w:bottom w:val="single" w:sz="4" w:color="D2D9E8"/>
+              <w:start w:val="single" w:sz="4" w:color="D2D9E8"/>
+              <w:end w:val="single" w:sz="4" w:color="D2D9E8"/>
+            </w:tcBorders>
+          </w:tcPr>
+          <w:p>
+            <w:pPr>
+              <w:spacing w:before="0" w:after="0" w:line="208" w:lineRule="exact"/>
+            </w:pPr>
+            <w:r/>
+            <w:r>
+              <w:rPr>
+                <w:rFonts w:ascii="Montserrat" w:hAnsi="Montserrat" w:eastAsia="Montserrat" w:cs="Montserrat"/>
+                <w:b w:val="0"/>
+                <w:color w:val="30343B"/>
+                <w:sz w:val="16"/>
+              </w:rPr>
+              <w:t>Retrabalho relatado; magnitude ainda não medida (exemplo).</w:t>
+            </w:r>
+          </w:p>
+        </w:tc>
+      </w:tr>
+      <w:tr>
+        <w:tc>
+          <w:tcPr>
+            <w:tcW w:type="dxa" w:w="1917"/>
+            <w:tcMar>
+              <w:top w:w="80" w:type="dxa"/>
+              <w:start w:w="100" w:type="dxa"/>
+              <w:bottom w:w="80" w:type="dxa"/>
+              <w:end w:w="100" w:type="dxa"/>
+            </w:tcMar>
+            <w:tcBorders>
+              <w:bottom w:val="single" w:sz="4" w:color="D2D9E8"/>
+              <w:start w:val="single" w:sz="4" w:color="D2D9E8"/>
+              <w:end w:val="single" w:sz="4" w:color="D2D9E8"/>
+            </w:tcBorders>
+          </w:tcPr>
+          <w:p>
+            <w:pPr>
+              <w:spacing w:before="0" w:after="0" w:line="216" w:lineRule="exact"/>
+            </w:pPr>
+            <w:r/>
+            <w:r>
+              <w:rPr>
+                <w:rFonts w:ascii="Montserrat" w:hAnsi="Montserrat" w:eastAsia="Montserrat" w:cs="Montserrat"/>
+                <w:b/>
+                <w:color w:val="193C8E"/>
+                <w:sz w:val="18"/>
+              </w:rPr>
+              <w:t>Viabilidade</w:t>
+            </w:r>
+          </w:p>
+        </w:tc>
+        <w:tc>
+          <w:tcPr>
+            <w:tcW w:type="dxa" w:w="807"/>
+            <w:tcMar>
+              <w:top w:w="80" w:type="dxa"/>
+              <w:start w:w="100" w:type="dxa"/>
+              <w:bottom w:w="80" w:type="dxa"/>
+              <w:end w:w="100" w:type="dxa"/>
+            </w:tcMar>
+            <w:tcBorders>
+              <w:bottom w:val="single" w:sz="4" w:color="D2D9E8"/>
+              <w:start w:val="single" w:sz="4" w:color="D2D9E8"/>
+              <w:end w:val="single" w:sz="4" w:color="D2D9E8"/>
+            </w:tcBorders>
+          </w:tcPr>
+          <w:p>
+            <w:pPr>
+              <w:spacing w:before="0" w:after="0" w:line="208" w:lineRule="exact"/>
+            </w:pPr>
+            <w:r/>
+            <w:r>
+              <w:rPr>
+                <w:rFonts w:ascii="Montserrat" w:hAnsi="Montserrat" w:eastAsia="Montserrat" w:cs="Montserrat"/>
+                <w:b w:val="0"/>
+                <w:color w:val="30343B"/>
+                <w:sz w:val="16"/>
+              </w:rPr>
+              <w:t>25%</w:t>
+            </w:r>
+          </w:p>
+        </w:tc>
+        <w:tc>
+          <w:tcPr>
+            <w:tcW w:type="dxa" w:w="1917"/>
+            <w:tcMar>
+              <w:top w:w="80" w:type="dxa"/>
+              <w:start w:w="100" w:type="dxa"/>
+              <w:bottom w:w="80" w:type="dxa"/>
+              <w:end w:w="100" w:type="dxa"/>
+            </w:tcMar>
+            <w:tcBorders>
+              <w:bottom w:val="single" w:sz="4" w:color="D2D9E8"/>
+              <w:start w:val="single" w:sz="4" w:color="D2D9E8"/>
+              <w:end w:val="single" w:sz="4" w:color="D2D9E8"/>
+            </w:tcBorders>
+          </w:tcPr>
+          <w:p>
+            <w:pPr>
+              <w:spacing w:before="0" w:after="0" w:line="208" w:lineRule="exact"/>
+            </w:pPr>
+            <w:r/>
+            <w:r>
+              <w:rPr>
+                <w:rFonts w:ascii="Montserrat" w:hAnsi="Montserrat" w:eastAsia="Montserrat" w:cs="Montserrat"/>
+                <w:b/>
+                <w:color w:val="4C73D1"/>
+                <w:sz w:val="16"/>
+              </w:rPr>
+              <w:t>▰▰▰▰</w:t>
+              <w:br/>
+              <w:t>45</w:t>
+            </w:r>
+          </w:p>
+        </w:tc>
+        <w:tc>
+          <w:tcPr>
+            <w:tcW w:type="dxa" w:w="1413"/>
+            <w:tcMar>
+              <w:top w:w="80" w:type="dxa"/>
+              <w:start w:w="100" w:type="dxa"/>
+              <w:bottom w:w="80" w:type="dxa"/>
+              <w:end w:w="100" w:type="dxa"/>
+            </w:tcMar>
+            <w:tcBorders>
+              <w:bottom w:val="single" w:sz="4" w:color="D2D9E8"/>
+              <w:start w:val="single" w:sz="4" w:color="D2D9E8"/>
+              <w:end w:val="single" w:sz="4" w:color="D2D9E8"/>
+            </w:tcBorders>
+          </w:tcPr>
+          <w:p>
+            <w:pPr>
+              <w:spacing w:before="0" w:after="0" w:line="216" w:lineRule="exact"/>
+            </w:pPr>
+            <w:r/>
+            <w:r>
+              <w:rPr>
+                <w:rFonts w:ascii="Montserrat" w:hAnsi="Montserrat" w:eastAsia="Montserrat" w:cs="Montserrat"/>
+                <w:b/>
+                <w:color w:val="193C8E"/>
+                <w:sz w:val="18"/>
+              </w:rPr>
+              <w:t>11.25</w:t>
+            </w:r>
+          </w:p>
+        </w:tc>
+        <w:tc>
+          <w:tcPr>
+            <w:tcW w:type="dxa" w:w="4037"/>
+            <w:tcMar>
+              <w:top w:w="80" w:type="dxa"/>
+              <w:start w:w="100" w:type="dxa"/>
+              <w:bottom w:w="80" w:type="dxa"/>
+              <w:end w:w="100" w:type="dxa"/>
+            </w:tcMar>
+            <w:tcBorders>
+              <w:bottom w:val="single" w:sz="4" w:color="D2D9E8"/>
+              <w:start w:val="single" w:sz="4" w:color="D2D9E8"/>
+              <w:end w:val="single" w:sz="4" w:color="D2D9E8"/>
+            </w:tcBorders>
+          </w:tcPr>
+          <w:p>
+            <w:pPr>
+              <w:spacing w:before="0" w:after="0" w:line="208" w:lineRule="exact"/>
+            </w:pPr>
+            <w:r/>
+            <w:r>
+              <w:rPr>
+                <w:rFonts w:ascii="Montserrat" w:hAnsi="Montserrat" w:eastAsia="Montserrat" w:cs="Montserrat"/>
+                <w:b w:val="0"/>
+                <w:color w:val="30343B"/>
+                <w:sz w:val="16"/>
+              </w:rPr>
+              <w:t>Integração, responsáveis e custo são hipóteses (exemplo).</w:t>
+            </w:r>
+          </w:p>
+        </w:tc>
+      </w:tr>
+      <w:tr>
+        <w:tc>
+          <w:tcPr>
+            <w:tcW w:type="dxa" w:w="1917"/>
+            <w:tcMar>
+              <w:top w:w="80" w:type="dxa"/>
+              <w:start w:w="100" w:type="dxa"/>
+              <w:bottom w:w="80" w:type="dxa"/>
+              <w:end w:w="100" w:type="dxa"/>
+            </w:tcMar>
+            <w:tcBorders>
+              <w:bottom w:val="single" w:sz="4" w:color="D2D9E8"/>
+              <w:start w:val="single" w:sz="4" w:color="D2D9E8"/>
+              <w:end w:val="single" w:sz="4" w:color="D2D9E8"/>
+            </w:tcBorders>
+          </w:tcPr>
+          <w:p>
+            <w:pPr>
+              <w:spacing w:before="0" w:after="0" w:line="216" w:lineRule="exact"/>
+            </w:pPr>
+            <w:r/>
+            <w:r>
+              <w:rPr>
+                <w:rFonts w:ascii="Montserrat" w:hAnsi="Montserrat" w:eastAsia="Montserrat" w:cs="Montserrat"/>
+                <w:b/>
+                <w:color w:val="193C8E"/>
+                <w:sz w:val="18"/>
+              </w:rPr>
+              <w:t>Alinhamento</w:t>
+            </w:r>
+          </w:p>
+        </w:tc>
+        <w:tc>
+          <w:tcPr>
+            <w:tcW w:type="dxa" w:w="807"/>
+            <w:tcMar>
+              <w:top w:w="80" w:type="dxa"/>
+              <w:start w:w="100" w:type="dxa"/>
+              <w:bottom w:w="80" w:type="dxa"/>
+              <w:end w:w="100" w:type="dxa"/>
+            </w:tcMar>
+            <w:tcBorders>
+              <w:bottom w:val="single" w:sz="4" w:color="D2D9E8"/>
+              <w:start w:val="single" w:sz="4" w:color="D2D9E8"/>
+              <w:end w:val="single" w:sz="4" w:color="D2D9E8"/>
+            </w:tcBorders>
+          </w:tcPr>
+          <w:p>
+            <w:pPr>
+              <w:spacing w:before="0" w:after="0" w:line="208" w:lineRule="exact"/>
+            </w:pPr>
+            <w:r/>
+            <w:r>
+              <w:rPr>
+                <w:rFonts w:ascii="Montserrat" w:hAnsi="Montserrat" w:eastAsia="Montserrat" w:cs="Montserrat"/>
+                <w:b w:val="0"/>
+                <w:color w:val="30343B"/>
+                <w:sz w:val="16"/>
+              </w:rPr>
+              <w:t>20%</w:t>
+            </w:r>
+          </w:p>
+        </w:tc>
+        <w:tc>
+          <w:tcPr>
+            <w:tcW w:type="dxa" w:w="1917"/>
+            <w:tcMar>
+              <w:top w:w="80" w:type="dxa"/>
+              <w:start w:w="100" w:type="dxa"/>
+              <w:bottom w:w="80" w:type="dxa"/>
+              <w:end w:w="100" w:type="dxa"/>
+            </w:tcMar>
+            <w:tcBorders>
+              <w:bottom w:val="single" w:sz="4" w:color="D2D9E8"/>
+              <w:start w:val="single" w:sz="4" w:color="D2D9E8"/>
+              <w:end w:val="single" w:sz="4" w:color="D2D9E8"/>
+            </w:tcBorders>
+          </w:tcPr>
+          <w:p>
+            <w:pPr>
+              <w:spacing w:before="0" w:after="0" w:line="208" w:lineRule="exact"/>
+            </w:pPr>
+            <w:r/>
+            <w:r>
+              <w:rPr>
+                <w:rFonts w:ascii="Montserrat" w:hAnsi="Montserrat" w:eastAsia="Montserrat" w:cs="Montserrat"/>
+                <w:b/>
+                <w:color w:val="4C73D1"/>
+                <w:sz w:val="16"/>
+              </w:rPr>
+              <w:t>▰▰▰▰▰▰▰</w:t>
+              <w:br/>
+              <w:t>70</w:t>
+            </w:r>
+          </w:p>
+        </w:tc>
+        <w:tc>
+          <w:tcPr>
+            <w:tcW w:type="dxa" w:w="1413"/>
+            <w:tcMar>
+              <w:top w:w="80" w:type="dxa"/>
+              <w:start w:w="100" w:type="dxa"/>
+              <w:bottom w:w="80" w:type="dxa"/>
+              <w:end w:w="100" w:type="dxa"/>
+            </w:tcMar>
+            <w:tcBorders>
+              <w:bottom w:val="single" w:sz="4" w:color="D2D9E8"/>
+              <w:start w:val="single" w:sz="4" w:color="D2D9E8"/>
+              <w:end w:val="single" w:sz="4" w:color="D2D9E8"/>
+            </w:tcBorders>
+          </w:tcPr>
+          <w:p>
+            <w:pPr>
+              <w:spacing w:before="0" w:after="0" w:line="216" w:lineRule="exact"/>
+            </w:pPr>
+            <w:r/>
+            <w:r>
+              <w:rPr>
+                <w:rFonts w:ascii="Montserrat" w:hAnsi="Montserrat" w:eastAsia="Montserrat" w:cs="Montserrat"/>
+                <w:b/>
+                <w:color w:val="193C8E"/>
+                <w:sz w:val="18"/>
+              </w:rPr>
+              <w:t>14</w:t>
+            </w:r>
+          </w:p>
+        </w:tc>
+        <w:tc>
+          <w:tcPr>
+            <w:tcW w:type="dxa" w:w="4037"/>
+            <w:tcMar>
+              <w:top w:w="80" w:type="dxa"/>
+              <w:start w:w="100" w:type="dxa"/>
+              <w:bottom w:w="80" w:type="dxa"/>
+              <w:end w:w="100" w:type="dxa"/>
+            </w:tcMar>
+            <w:tcBorders>
+              <w:bottom w:val="single" w:sz="4" w:color="D2D9E8"/>
+              <w:start w:val="single" w:sz="4" w:color="D2D9E8"/>
+              <w:end w:val="single" w:sz="4" w:color="D2D9E8"/>
+            </w:tcBorders>
+          </w:tcPr>
+          <w:p>
+            <w:pPr>
+              <w:spacing w:before="0" w:after="0" w:line="208" w:lineRule="exact"/>
+            </w:pPr>
+            <w:r/>
+            <w:r>
+              <w:rPr>
+                <w:rFonts w:ascii="Montserrat" w:hAnsi="Montserrat" w:eastAsia="Montserrat" w:cs="Montserrat"/>
+                <w:b w:val="0"/>
+                <w:color w:val="30343B"/>
+                <w:sz w:val="16"/>
+              </w:rPr>
+              <w:t>Reduz esforço de atendimento (exemplo).</w:t>
+            </w:r>
+          </w:p>
+        </w:tc>
+      </w:tr>
+      <w:tr>
+        <w:tc>
+          <w:tcPr>
+            <w:tcW w:type="dxa" w:w="1917"/>
+            <w:tcMar>
+              <w:top w:w="80" w:type="dxa"/>
+              <w:start w:w="100" w:type="dxa"/>
+              <w:bottom w:w="80" w:type="dxa"/>
+              <w:end w:w="100" w:type="dxa"/>
+            </w:tcMar>
+            <w:tcBorders>
+              <w:bottom w:val="single" w:sz="4" w:color="D2D9E8"/>
+              <w:start w:val="single" w:sz="4" w:color="D2D9E8"/>
+              <w:end w:val="single" w:sz="4" w:color="D2D9E8"/>
+            </w:tcBorders>
+          </w:tcPr>
+          <w:p>
+            <w:pPr>
+              <w:spacing w:before="0" w:after="0" w:line="216" w:lineRule="exact"/>
+            </w:pPr>
+            <w:r/>
+            <w:r>
+              <w:rPr>
+                <w:rFonts w:ascii="Montserrat" w:hAnsi="Montserrat" w:eastAsia="Montserrat" w:cs="Montserrat"/>
+                <w:b/>
+                <w:color w:val="193C8E"/>
+                <w:sz w:val="18"/>
+              </w:rPr>
+              <w:t>Urgência</w:t>
+            </w:r>
+          </w:p>
+        </w:tc>
+        <w:tc>
+          <w:tcPr>
+            <w:tcW w:type="dxa" w:w="807"/>
+            <w:tcMar>
+              <w:top w:w="80" w:type="dxa"/>
+              <w:start w:w="100" w:type="dxa"/>
+              <w:bottom w:w="80" w:type="dxa"/>
+              <w:end w:w="100" w:type="dxa"/>
+            </w:tcMar>
+            <w:tcBorders>
+              <w:bottom w:val="single" w:sz="4" w:color="D2D9E8"/>
+              <w:start w:val="single" w:sz="4" w:color="D2D9E8"/>
+              <w:end w:val="single" w:sz="4" w:color="D2D9E8"/>
+            </w:tcBorders>
+          </w:tcPr>
+          <w:p>
+            <w:pPr>
+              <w:spacing w:before="0" w:after="0" w:line="208" w:lineRule="exact"/>
+            </w:pPr>
+            <w:r/>
+            <w:r>
+              <w:rPr>
+                <w:rFonts w:ascii="Montserrat" w:hAnsi="Montserrat" w:eastAsia="Montserrat" w:cs="Montserrat"/>
+                <w:b w:val="0"/>
+                <w:color w:val="30343B"/>
+                <w:sz w:val="16"/>
+              </w:rPr>
+              <w:t>15%</w:t>
+            </w:r>
+          </w:p>
+        </w:tc>
+        <w:tc>
+          <w:tcPr>
+            <w:tcW w:type="dxa" w:w="1917"/>
+            <w:tcMar>
+              <w:top w:w="80" w:type="dxa"/>
+              <w:start w:w="100" w:type="dxa"/>
+              <w:bottom w:w="80" w:type="dxa"/>
+              <w:end w:w="100" w:type="dxa"/>
+            </w:tcMar>
+            <w:tcBorders>
+              <w:bottom w:val="single" w:sz="4" w:color="D2D9E8"/>
+              <w:start w:val="single" w:sz="4" w:color="D2D9E8"/>
+              <w:end w:val="single" w:sz="4" w:color="D2D9E8"/>
+            </w:tcBorders>
+          </w:tcPr>
+          <w:p>
+            <w:pPr>
+              <w:spacing w:before="0" w:after="0" w:line="208" w:lineRule="exact"/>
+            </w:pPr>
+            <w:r/>
+            <w:r>
+              <w:rPr>
+                <w:rFonts w:ascii="Montserrat" w:hAnsi="Montserrat" w:eastAsia="Montserrat" w:cs="Montserrat"/>
+                <w:b/>
+                <w:color w:val="4C73D1"/>
+                <w:sz w:val="16"/>
+              </w:rPr>
+              <w:t>▰▰▰▰</w:t>
+              <w:br/>
+              <w:t>40</w:t>
+            </w:r>
+          </w:p>
+        </w:tc>
+        <w:tc>
+          <w:tcPr>
+            <w:tcW w:type="dxa" w:w="1413"/>
+            <w:tcMar>
+              <w:top w:w="80" w:type="dxa"/>
+              <w:start w:w="100" w:type="dxa"/>
+              <w:bottom w:w="80" w:type="dxa"/>
+              <w:end w:w="100" w:type="dxa"/>
+            </w:tcMar>
+            <w:tcBorders>
+              <w:bottom w:val="single" w:sz="4" w:color="D2D9E8"/>
+              <w:start w:val="single" w:sz="4" w:color="D2D9E8"/>
+              <w:end w:val="single" w:sz="4" w:color="D2D9E8"/>
+            </w:tcBorders>
+          </w:tcPr>
+          <w:p>
+            <w:pPr>
+              <w:spacing w:before="0" w:after="0" w:line="216" w:lineRule="exact"/>
+            </w:pPr>
+            <w:r/>
+            <w:r>
+              <w:rPr>
+                <w:rFonts w:ascii="Montserrat" w:hAnsi="Montserrat" w:eastAsia="Montserrat" w:cs="Montserrat"/>
+                <w:b/>
+                <w:color w:val="193C8E"/>
+                <w:sz w:val="18"/>
+              </w:rPr>
+              <w:t>6</w:t>
+            </w:r>
+          </w:p>
+        </w:tc>
+        <w:tc>
+          <w:tcPr>
+            <w:tcW w:type="dxa" w:w="4037"/>
+            <w:tcMar>
+              <w:top w:w="80" w:type="dxa"/>
+              <w:start w:w="100" w:type="dxa"/>
+              <w:bottom w:w="80" w:type="dxa"/>
+              <w:end w:w="100" w:type="dxa"/>
+            </w:tcMar>
+            <w:tcBorders>
+              <w:bottom w:val="single" w:sz="4" w:color="D2D9E8"/>
+              <w:start w:val="single" w:sz="4" w:color="D2D9E8"/>
+              <w:end w:val="single" w:sz="4" w:color="D2D9E8"/>
+            </w:tcBorders>
+          </w:tcPr>
+          <w:p>
+            <w:pPr>
+              <w:spacing w:before="0" w:after="0" w:line="208" w:lineRule="exact"/>
+            </w:pPr>
+            <w:r/>
+            <w:r>
+              <w:rPr>
+                <w:rFonts w:ascii="Montserrat" w:hAnsi="Montserrat" w:eastAsia="Montserrat" w:cs="Montserrat"/>
+                <w:b w:val="0"/>
+                <w:color w:val="30343B"/>
+                <w:sz w:val="16"/>
+              </w:rPr>
+              <w:t>Prioridade moderada, não comprovada (exemplo).</w:t>
+            </w:r>
+          </w:p>
+        </w:tc>
+      </w:tr>
+      <w:tr>
+        <w:tc>
+          <w:tcPr>
+            <w:tcW w:type="dxa" w:w="1917"/>
+            <w:tcMar>
+              <w:top w:w="80" w:type="dxa"/>
+              <w:start w:w="100" w:type="dxa"/>
+              <w:bottom w:w="80" w:type="dxa"/>
+              <w:end w:w="100" w:type="dxa"/>
+            </w:tcMar>
+            <w:tcBorders>
+              <w:bottom w:val="single" w:sz="4" w:color="D2D9E8"/>
+              <w:start w:val="single" w:sz="4" w:color="D2D9E8"/>
+              <w:end w:val="single" w:sz="4" w:color="D2D9E8"/>
+            </w:tcBorders>
+          </w:tcPr>
+          <w:p>
+            <w:pPr>
+              <w:spacing w:before="0" w:after="0" w:line="216" w:lineRule="exact"/>
+            </w:pPr>
+            <w:r/>
+            <w:r>
+              <w:rPr>
+                <w:rFonts w:ascii="Montserrat" w:hAnsi="Montserrat" w:eastAsia="Montserrat" w:cs="Montserrat"/>
+                <w:b/>
+                <w:color w:val="193C8E"/>
+                <w:sz w:val="18"/>
+              </w:rPr>
+              <w:t>Novidade</w:t>
+            </w:r>
+          </w:p>
+        </w:tc>
+        <w:tc>
+          <w:tcPr>
+            <w:tcW w:type="dxa" w:w="807"/>
+            <w:tcMar>
+              <w:top w:w="80" w:type="dxa"/>
+              <w:start w:w="100" w:type="dxa"/>
+              <w:bottom w:w="80" w:type="dxa"/>
+              <w:end w:w="100" w:type="dxa"/>
+            </w:tcMar>
+            <w:tcBorders>
+              <w:bottom w:val="single" w:sz="4" w:color="D2D9E8"/>
+              <w:start w:val="single" w:sz="4" w:color="D2D9E8"/>
+              <w:end w:val="single" w:sz="4" w:color="D2D9E8"/>
+            </w:tcBorders>
+          </w:tcPr>
+          <w:p>
+            <w:pPr>
+              <w:spacing w:before="0" w:after="0" w:line="208" w:lineRule="exact"/>
+            </w:pPr>
+            <w:r/>
+            <w:r>
+              <w:rPr>
+                <w:rFonts w:ascii="Montserrat" w:hAnsi="Montserrat" w:eastAsia="Montserrat" w:cs="Montserrat"/>
+                <w:b w:val="0"/>
+                <w:color w:val="30343B"/>
+                <w:sz w:val="16"/>
+              </w:rPr>
+              <w:t>10%</w:t>
+            </w:r>
+          </w:p>
+        </w:tc>
+        <w:tc>
+          <w:tcPr>
+            <w:tcW w:type="dxa" w:w="1917"/>
+            <w:tcMar>
+              <w:top w:w="80" w:type="dxa"/>
+              <w:start w:w="100" w:type="dxa"/>
+              <w:bottom w:w="80" w:type="dxa"/>
+              <w:end w:w="100" w:type="dxa"/>
+            </w:tcMar>
+            <w:tcBorders>
+              <w:bottom w:val="single" w:sz="4" w:color="D2D9E8"/>
+              <w:start w:val="single" w:sz="4" w:color="D2D9E8"/>
+              <w:end w:val="single" w:sz="4" w:color="D2D9E8"/>
+            </w:tcBorders>
+          </w:tcPr>
+          <w:p>
+            <w:pPr>
+              <w:spacing w:before="0" w:after="0" w:line="208" w:lineRule="exact"/>
+            </w:pPr>
+            <w:r/>
+            <w:r>
+              <w:rPr>
+                <w:rFonts w:ascii="Montserrat" w:hAnsi="Montserrat" w:eastAsia="Montserrat" w:cs="Montserrat"/>
+                <w:b/>
+                <w:color w:val="4C73D1"/>
+                <w:sz w:val="16"/>
+              </w:rPr>
+              <w:t>▰▰▰▰▰▰</w:t>
+              <w:br/>
+              <w:t>55</w:t>
+            </w:r>
+          </w:p>
+        </w:tc>
+        <w:tc>
+          <w:tcPr>
+            <w:tcW w:type="dxa" w:w="1413"/>
+            <w:tcMar>
+              <w:top w:w="80" w:type="dxa"/>
+              <w:start w:w="100" w:type="dxa"/>
+              <w:bottom w:w="80" w:type="dxa"/>
+              <w:end w:w="100" w:type="dxa"/>
+            </w:tcMar>
+            <w:tcBorders>
+              <w:bottom w:val="single" w:sz="4" w:color="D2D9E8"/>
+              <w:start w:val="single" w:sz="4" w:color="D2D9E8"/>
+              <w:end w:val="single" w:sz="4" w:color="D2D9E8"/>
+            </w:tcBorders>
+          </w:tcPr>
+          <w:p>
+            <w:pPr>
+              <w:spacing w:before="0" w:after="0" w:line="216" w:lineRule="exact"/>
+            </w:pPr>
+            <w:r/>
+            <w:r>
+              <w:rPr>
+                <w:rFonts w:ascii="Montserrat" w:hAnsi="Montserrat" w:eastAsia="Montserrat" w:cs="Montserrat"/>
+                <w:b/>
+                <w:color w:val="193C8E"/>
+                <w:sz w:val="18"/>
+              </w:rPr>
+              <w:t>5.5</w:t>
+            </w:r>
+          </w:p>
+        </w:tc>
+        <w:tc>
+          <w:tcPr>
+            <w:tcW w:type="dxa" w:w="4037"/>
+            <w:tcMar>
+              <w:top w:w="80" w:type="dxa"/>
+              <w:start w:w="100" w:type="dxa"/>
+              <w:bottom w:w="80" w:type="dxa"/>
+              <w:end w:w="100" w:type="dxa"/>
+            </w:tcMar>
+            <w:tcBorders>
+              <w:bottom w:val="single" w:sz="4" w:color="D2D9E8"/>
+              <w:start w:val="single" w:sz="4" w:color="D2D9E8"/>
+              <w:end w:val="single" w:sz="4" w:color="D2D9E8"/>
+            </w:tcBorders>
+          </w:tcPr>
+          <w:p>
+            <w:pPr>
+              <w:spacing w:before="0" w:after="0" w:line="208" w:lineRule="exact"/>
+            </w:pPr>
+            <w:r/>
+            <w:r>
+              <w:rPr>
+                <w:rFonts w:ascii="Montserrat" w:hAnsi="Montserrat" w:eastAsia="Montserrat" w:cs="Montserrat"/>
+                <w:b w:val="0"/>
+                <w:color w:val="30343B"/>
+                <w:sz w:val="16"/>
+              </w:rPr>
+              <w:t>Novidade relativa não comparada (exemplo).</w:t>
+            </w:r>
+          </w:p>
+        </w:tc>
+      </w:tr>
+      <w:tr>
+        <w:tc>
+          <w:tcPr>
+            <w:tcW w:type="dxa" w:w="1917"/>
+            <w:shd w:fill="F3F5FA"/>
+            <w:tcMar>
+              <w:top w:w="80" w:type="dxa"/>
+              <w:start w:w="100" w:type="dxa"/>
+              <w:bottom w:w="80" w:type="dxa"/>
+              <w:end w:w="100" w:type="dxa"/>
+            </w:tcMar>
+            <w:tcBorders>
+              <w:bottom w:val="single" w:sz="4" w:color="D2D9E8"/>
+              <w:start w:val="single" w:sz="4" w:color="D2D9E8"/>
+              <w:end w:val="single" w:sz="4" w:color="D2D9E8"/>
+            </w:tcBorders>
+          </w:tcPr>
+          <w:p>
+            <w:pPr>
+              <w:spacing w:before="0" w:after="0" w:line="216" w:lineRule="exact"/>
+            </w:pPr>
+            <w:r/>
+            <w:r>
+              <w:rPr>
+                <w:rFonts w:ascii="Montserrat" w:hAnsi="Montserrat" w:eastAsia="Montserrat" w:cs="Montserrat"/>
+                <w:b/>
+                <w:color w:val="193C8E"/>
+                <w:sz w:val="18"/>
+              </w:rPr>
+              <w:t>Total ponderado</w:t>
+            </w:r>
+          </w:p>
+        </w:tc>
+        <w:tc>
+          <w:tcPr>
+            <w:tcW w:type="dxa" w:w="807"/>
+            <w:shd w:fill="F3F5FA"/>
+            <w:tcMar>
+              <w:top w:w="80" w:type="dxa"/>
+              <w:start w:w="100" w:type="dxa"/>
+              <w:bottom w:w="80" w:type="dxa"/>
+              <w:end w:w="100" w:type="dxa"/>
+            </w:tcMar>
+            <w:tcBorders>
+              <w:bottom w:val="single" w:sz="4" w:color="D2D9E8"/>
+              <w:start w:val="single" w:sz="4" w:color="D2D9E8"/>
+              <w:end w:val="single" w:sz="4" w:color="D2D9E8"/>
+            </w:tcBorders>
+          </w:tcPr>
+          <w:p/>
+        </w:tc>
+        <w:tc>
+          <w:tcPr>
+            <w:tcW w:type="dxa" w:w="1917"/>
+            <w:shd w:fill="F3F5FA"/>
+            <w:tcMar>
+              <w:top w:w="80" w:type="dxa"/>
+              <w:start w:w="100" w:type="dxa"/>
+              <w:bottom w:w="80" w:type="dxa"/>
+              <w:end w:w="100" w:type="dxa"/>
+            </w:tcMar>
+            <w:tcBorders>
+              <w:bottom w:val="single" w:sz="4" w:color="D2D9E8"/>
+              <w:start w:val="single" w:sz="4" w:color="D2D9E8"/>
+              <w:end w:val="single" w:sz="4" w:color="D2D9E8"/>
+            </w:tcBorders>
+          </w:tcPr>
+          <w:p/>
+        </w:tc>
+        <w:tc>
+          <w:tcPr>
+            <w:tcW w:type="dxa" w:w="1413"/>
+            <w:shd w:fill="F3F5FA"/>
+            <w:tcMar>
+              <w:top w:w="80" w:type="dxa"/>
+              <w:start w:w="100" w:type="dxa"/>
+              <w:bottom w:w="80" w:type="dxa"/>
+              <w:end w:w="100" w:type="dxa"/>
+            </w:tcMar>
+            <w:tcBorders>
+              <w:bottom w:val="single" w:sz="4" w:color="D2D9E8"/>
+              <w:start w:val="single" w:sz="4" w:color="D2D9E8"/>
+              <w:end w:val="single" w:sz="4" w:color="D2D9E8"/>
+            </w:tcBorders>
+          </w:tcPr>
+          <w:p>
+            <w:pPr>
+              <w:spacing w:before="0" w:after="0" w:line="216" w:lineRule="exact"/>
+            </w:pPr>
+            <w:r/>
+            <w:r>
+              <w:rPr>
+                <w:rFonts w:ascii="Montserrat" w:hAnsi="Montserrat" w:eastAsia="Montserrat" w:cs="Montserrat"/>
+                <w:b/>
+                <w:color w:val="193C8E"/>
+                <w:sz w:val="18"/>
+              </w:rPr>
+              <w:t>54.8</w:t>
+            </w:r>
+          </w:p>
+        </w:tc>
+        <w:tc>
+          <w:tcPr>
+            <w:tcW w:type="dxa" w:w="4037"/>
+            <w:shd w:fill="F3F5FA"/>
+            <w:tcMar>
+              <w:top w:w="80" w:type="dxa"/>
+              <w:start w:w="100" w:type="dxa"/>
+              <w:bottom w:w="80" w:type="dxa"/>
+              <w:end w:w="100" w:type="dxa"/>
+            </w:tcMar>
+            <w:tcBorders>
+              <w:bottom w:val="single" w:sz="4" w:color="D2D9E8"/>
+              <w:start w:val="single" w:sz="4" w:color="D2D9E8"/>
+              <w:end w:val="single" w:sz="4" w:color="D2D9E8"/>
+            </w:tcBorders>
+          </w:tcPr>
+          <w:p>
+            <w:pPr>
+              <w:spacing w:before="0" w:after="0" w:line="208" w:lineRule="exact"/>
+            </w:pPr>
+            <w:r/>
+            <w:r>
+              <w:rPr>
+                <w:rFonts w:ascii="Montserrat" w:hAnsi="Montserrat" w:eastAsia="Montserrat" w:cs="Montserrat"/>
+                <w:b/>
+                <w:color w:val="4C73D1"/>
+                <w:sz w:val="16"/>
+              </w:rPr>
+              <w:t>MONITORAR</w:t>
+            </w:r>
+          </w:p>
+        </w:tc>
+      </w:tr>
+    </w:tbl>
+    <w:p>
+      <w:pPr>
+        <w:spacing w:before="0" w:after="0" w:line="208" w:lineRule="exact"/>
+      </w:pPr>
+      <w:r/>
+      <w:r>
+        <w:rPr>
+          <w:rFonts w:ascii="Montserrat" w:hAnsi="Montserrat" w:eastAsia="Montserrat" w:cs="Montserrat"/>
+          <w:b w:val="0"/>
+          <w:color w:val="30343B"/>
+          <w:sz w:val="16"/>
+        </w:rPr>
+        <w:t>Fontes: FIC-02</w:t>
       </w:r>
     </w:p>
     <w:p>
       <w:pPr>
-        <w:pStyle w:val="Heading1"/>
-        <w:shd w:fill="102661"/>
+        <w:spacing w:before="0" w:after="160" w:line="256" w:lineRule="exact"/>
       </w:pPr>
+      <w:r/>
       <w:r>
         <w:rPr>
-          <w:color w:val="FFFFFF"/>
+          <w:rFonts w:ascii="Montserrat" w:hAnsi="Montserrat" w:eastAsia="Montserrat" w:cs="Montserrat"/>
+          <w:b w:val="0"/>
+          <w:color w:val="30343B"/>
+          <w:sz w:val="19"/>
         </w:rPr>
-        <w:t>Impacto</w:t>
       </w:r>
     </w:p>
     <w:tbl>
       <w:tblPr>
-        <w:tblStyle w:val="TableGrid"/>
         <w:tblW w:type="auto" w:w="0"/>
+        <w:tblLayout w:type="fixed"/>
+        <w:tblLook w:firstColumn="1" w:firstRow="1" w:lastColumn="0" w:lastRow="0" w:noHBand="0" w:noVBand="1" w:val="04A0"/>
+      </w:tblPr>
+      <w:tblGrid>
+        <w:gridCol w:w="4966"/>
+        <w:gridCol w:w="160"/>
+        <w:gridCol w:w="4966"/>
+      </w:tblGrid>
+      <w:tr>
+        <w:tc>
+          <w:tcPr>
+            <w:tcW w:type="dxa" w:w="3364"/>
+            <w:tcMar>
+              <w:top w:w="100" w:type="dxa"/>
+              <w:start w:w="140" w:type="dxa"/>
+              <w:bottom w:w="100" w:type="dxa"/>
+              <w:end w:w="140" w:type="dxa"/>
+            </w:tcMar>
+            <w:shd w:fill="F3F5FA"/>
+          </w:tcPr>
+          <w:p>
+            <w:pPr>
+              <w:spacing w:before="0" w:after="0" w:line="216" w:lineRule="exact"/>
+              <w:shd w:fill="102661"/>
+            </w:pPr>
+            <w:r>
+              <w:rPr>
+                <w:color w:val="FFFFFF"/>
+              </w:rPr>
+            </w:r>
+            <w:r>
+              <w:rPr>
+                <w:rFonts w:ascii="Montserrat" w:hAnsi="Montserrat" w:eastAsia="Montserrat" w:cs="Montserrat"/>
+                <w:b/>
+                <w:color w:val="FFFFFF"/>
+                <w:sz w:val="18"/>
+              </w:rPr>
+              <w:t>IMPACTO</w:t>
+            </w:r>
+          </w:p>
+          <w:p>
+            <w:pPr>
+              <w:spacing w:after="140" w:line="256" w:lineRule="exact"/>
+            </w:pPr>
+            <w:r>
+              <w:rPr>
+                <w:rFonts w:ascii="Montserrat" w:hAnsi="Montserrat" w:eastAsia="Montserrat" w:cs="Montserrat"/>
+                <w:b w:val="0"/>
+                <w:color w:val="30343B"/>
+                <w:sz w:val="19"/>
+              </w:rPr>
+              <w:t>No cenário simulado, solicitações de dados exigem retrabalho. A magnitude real ainda teria de ser medida; a pontuação de exemplo serve apenas para testar o layout.</w:t>
+            </w:r>
+          </w:p>
+          <w:p>
+            <w:pPr>
+              <w:spacing w:before="0" w:after="0" w:line="208" w:lineRule="exact"/>
+            </w:pPr>
+            <w:r/>
+            <w:r>
+              <w:rPr>
+                <w:rFonts w:ascii="Montserrat" w:hAnsi="Montserrat" w:eastAsia="Montserrat" w:cs="Montserrat"/>
+                <w:b w:val="0"/>
+                <w:color w:val="30343B"/>
+                <w:sz w:val="16"/>
+              </w:rPr>
+              <w:t>Fontes: FIC-01</w:t>
+            </w:r>
+          </w:p>
+        </w:tc>
+        <w:tc>
+          <w:tcPr>
+            <w:tcW w:type="dxa" w:w="3364"/>
+          </w:tcPr>
+          <w:p/>
+        </w:tc>
+        <w:tc>
+          <w:tcPr>
+            <w:tcW w:type="dxa" w:w="3364"/>
+            <w:tcMar>
+              <w:top w:w="100" w:type="dxa"/>
+              <w:start w:w="140" w:type="dxa"/>
+              <w:bottom w:w="100" w:type="dxa"/>
+              <w:end w:w="140" w:type="dxa"/>
+            </w:tcMar>
+            <w:shd w:fill="F3F5FA"/>
+          </w:tcPr>
+          <w:p>
+            <w:pPr>
+              <w:spacing w:before="0" w:after="0" w:line="216" w:lineRule="exact"/>
+              <w:shd w:fill="102661"/>
+            </w:pPr>
+            <w:r>
+              <w:rPr>
+                <w:color w:val="FFFFFF"/>
+              </w:rPr>
+            </w:r>
+            <w:r>
+              <w:rPr>
+                <w:rFonts w:ascii="Montserrat" w:hAnsi="Montserrat" w:eastAsia="Montserrat" w:cs="Montserrat"/>
+                <w:b/>
+                <w:color w:val="FFFFFF"/>
+                <w:sz w:val="18"/>
+              </w:rPr>
+              <w:t>VIABILIDADE</w:t>
+            </w:r>
+          </w:p>
+          <w:p>
+            <w:pPr>
+              <w:spacing w:after="140" w:line="256" w:lineRule="exact"/>
+            </w:pPr>
+            <w:r>
+              <w:rPr>
+                <w:rFonts w:ascii="Montserrat" w:hAnsi="Montserrat" w:eastAsia="Montserrat" w:cs="Montserrat"/>
+                <w:b w:val="0"/>
+                <w:color w:val="30343B"/>
+                <w:sz w:val="19"/>
+              </w:rPr>
+              <w:t>Uma triagem guiada parece tecnicamente possível, mas integração, responsáveis e custo permanecem hipóteses.</w:t>
+            </w:r>
+          </w:p>
+          <w:p>
+            <w:pPr>
+              <w:spacing w:before="0" w:after="0" w:line="208" w:lineRule="exact"/>
+            </w:pPr>
+            <w:r/>
+            <w:r>
+              <w:rPr>
+                <w:rFonts w:ascii="Montserrat" w:hAnsi="Montserrat" w:eastAsia="Montserrat" w:cs="Montserrat"/>
+                <w:b w:val="0"/>
+                <w:color w:val="30343B"/>
+                <w:sz w:val="16"/>
+              </w:rPr>
+              <w:t>Fontes: FIC-01</w:t>
+            </w:r>
+          </w:p>
+        </w:tc>
+      </w:tr>
+    </w:tbl>
+    <w:p>
+      <w:pPr>
+        <w:spacing w:before="0" w:after="160" w:line="256" w:lineRule="exact"/>
+      </w:pPr>
+      <w:r/>
+      <w:r>
+        <w:rPr>
+          <w:rFonts w:ascii="Montserrat" w:hAnsi="Montserrat" w:eastAsia="Montserrat" w:cs="Montserrat"/>
+          <w:b w:val="0"/>
+          <w:color w:val="30343B"/>
+          <w:sz w:val="19"/>
+        </w:rPr>
+      </w:r>
+    </w:p>
+    <w:tbl>
+      <w:tblPr>
+        <w:tblW w:type="auto" w:w="0"/>
+        <w:tblLayout w:type="fixed"/>
+        <w:tblLook w:firstColumn="1" w:firstRow="1" w:lastColumn="0" w:lastRow="0" w:noHBand="0" w:noVBand="1" w:val="04A0"/>
+      </w:tblPr>
+      <w:tblGrid>
+        <w:gridCol w:w="4966"/>
+        <w:gridCol w:w="160"/>
+        <w:gridCol w:w="4966"/>
+      </w:tblGrid>
+      <w:tr>
+        <w:tc>
+          <w:tcPr>
+            <w:tcW w:type="dxa" w:w="3364"/>
+            <w:tcMar>
+              <w:top w:w="100" w:type="dxa"/>
+              <w:start w:w="140" w:type="dxa"/>
+              <w:bottom w:w="100" w:type="dxa"/>
+              <w:end w:w="140" w:type="dxa"/>
+            </w:tcMar>
+            <w:shd w:fill="F3F5FA"/>
+          </w:tcPr>
+          <w:p>
+            <w:pPr>
+              <w:spacing w:before="0" w:after="0" w:line="216" w:lineRule="exact"/>
+              <w:shd w:fill="102661"/>
+            </w:pPr>
+            <w:r>
+              <w:rPr>
+                <w:color w:val="FFFFFF"/>
+              </w:rPr>
+            </w:r>
+            <w:r>
+              <w:rPr>
+                <w:rFonts w:ascii="Montserrat" w:hAnsi="Montserrat" w:eastAsia="Montserrat" w:cs="Montserrat"/>
+                <w:b/>
+                <w:color w:val="FFFFFF"/>
+                <w:sz w:val="18"/>
+              </w:rPr>
+              <w:t>ALINHAMENTO</w:t>
+            </w:r>
+          </w:p>
+          <w:p>
+            <w:pPr>
+              <w:spacing w:after="140" w:line="256" w:lineRule="exact"/>
+            </w:pPr>
+            <w:r>
+              <w:rPr>
+                <w:rFonts w:ascii="Montserrat" w:hAnsi="Montserrat" w:eastAsia="Montserrat" w:cs="Montserrat"/>
+                <w:b w:val="0"/>
+                <w:color w:val="30343B"/>
+                <w:sz w:val="19"/>
+              </w:rPr>
+              <w:t>A proposta ilustrativa busca reduzir esforço de atendimento e dar previsibilidade à jornada.</w:t>
+            </w:r>
+          </w:p>
+          <w:p>
+            <w:pPr>
+              <w:spacing w:before="0" w:after="0" w:line="208" w:lineRule="exact"/>
+            </w:pPr>
+            <w:r/>
+            <w:r>
+              <w:rPr>
+                <w:rFonts w:ascii="Montserrat" w:hAnsi="Montserrat" w:eastAsia="Montserrat" w:cs="Montserrat"/>
+                <w:b w:val="0"/>
+                <w:color w:val="30343B"/>
+                <w:sz w:val="16"/>
+              </w:rPr>
+              <w:t>Fontes: FIC-01</w:t>
+            </w:r>
+          </w:p>
+        </w:tc>
+        <w:tc>
+          <w:tcPr>
+            <w:tcW w:type="dxa" w:w="3364"/>
+          </w:tcPr>
+          <w:p/>
+        </w:tc>
+        <w:tc>
+          <w:tcPr>
+            <w:tcW w:type="dxa" w:w="3364"/>
+            <w:tcMar>
+              <w:top w:w="100" w:type="dxa"/>
+              <w:start w:w="140" w:type="dxa"/>
+              <w:bottom w:w="100" w:type="dxa"/>
+              <w:end w:w="140" w:type="dxa"/>
+            </w:tcMar>
+            <w:shd w:fill="F3F5FA"/>
+          </w:tcPr>
+          <w:p>
+            <w:pPr>
+              <w:spacing w:before="0" w:after="0" w:line="216" w:lineRule="exact"/>
+              <w:shd w:fill="102661"/>
+            </w:pPr>
+            <w:r>
+              <w:rPr>
+                <w:color w:val="FFFFFF"/>
+              </w:rPr>
+            </w:r>
+            <w:r>
+              <w:rPr>
+                <w:rFonts w:ascii="Montserrat" w:hAnsi="Montserrat" w:eastAsia="Montserrat" w:cs="Montserrat"/>
+                <w:b/>
+                <w:color w:val="FFFFFF"/>
+                <w:sz w:val="18"/>
+              </w:rPr>
+              <w:t>URGÊNCIA</w:t>
+            </w:r>
+          </w:p>
+          <w:p>
+            <w:pPr>
+              <w:spacing w:after="140" w:line="256" w:lineRule="exact"/>
+            </w:pPr>
+            <w:r>
+              <w:rPr>
+                <w:rFonts w:ascii="Montserrat" w:hAnsi="Montserrat" w:eastAsia="Montserrat" w:cs="Montserrat"/>
+                <w:b w:val="0"/>
+                <w:color w:val="30343B"/>
+                <w:sz w:val="19"/>
+              </w:rPr>
+              <w:t>O exemplo considera prioridade moderada, sem transformar preferência de participantes em urgência institucional comprovada.</w:t>
+            </w:r>
+          </w:p>
+          <w:p>
+            <w:pPr>
+              <w:spacing w:before="0" w:after="0" w:line="208" w:lineRule="exact"/>
+            </w:pPr>
+            <w:r/>
+            <w:r>
+              <w:rPr>
+                <w:rFonts w:ascii="Montserrat" w:hAnsi="Montserrat" w:eastAsia="Montserrat" w:cs="Montserrat"/>
+                <w:b w:val="0"/>
+                <w:color w:val="30343B"/>
+                <w:sz w:val="16"/>
+              </w:rPr>
+              <w:t>Fontes: FIC-01</w:t>
+            </w:r>
+          </w:p>
+        </w:tc>
+      </w:tr>
+    </w:tbl>
+    <w:p>
+      <w:pPr>
+        <w:spacing w:before="0" w:after="160" w:line="256" w:lineRule="exact"/>
+      </w:pPr>
+      <w:r/>
+      <w:r>
+        <w:rPr>
+          <w:rFonts w:ascii="Montserrat" w:hAnsi="Montserrat" w:eastAsia="Montserrat" w:cs="Montserrat"/>
+          <w:b w:val="0"/>
+          <w:color w:val="30343B"/>
+          <w:sz w:val="19"/>
+        </w:rPr>
+      </w:r>
+    </w:p>
+    <w:tbl>
+      <w:tblPr>
+        <w:tblW w:type="auto" w:w="0"/>
+        <w:tblLayout w:type="fixed"/>
         <w:tblLook w:firstColumn="1" w:firstRow="1" w:lastColumn="0" w:lastRow="0" w:noHBand="0" w:noVBand="1" w:val="04A0"/>
       </w:tblPr>
       <w:tblGrid>
@@ -49,37 +1657,84 @@
         <w:tc>
           <w:tcPr>
             <w:tcW w:type="dxa" w:w="10092"/>
+            <w:tcMar>
+              <w:top w:w="100" w:type="dxa"/>
+              <w:start w:w="140" w:type="dxa"/>
+              <w:bottom w:w="100" w:type="dxa"/>
+              <w:end w:w="140" w:type="dxa"/>
+            </w:tcMar>
             <w:shd w:fill="F3F5FA"/>
           </w:tcPr>
           <w:p>
+            <w:pPr>
+              <w:spacing w:before="0" w:after="0" w:line="216" w:lineRule="exact"/>
+              <w:shd w:fill="102661"/>
+            </w:pPr>
             <w:r>
-              <w:t>No cenário simulado, solicitações de dados exigem retrabalho. A magnitude real ainda teria de ser medida; a pontuação de exemplo serve apenas para testar o layout.</w:t>
+              <w:rPr>
+                <w:color w:val="FFFFFF"/>
+              </w:rPr>
+            </w:r>
+            <w:r>
+              <w:rPr>
+                <w:rFonts w:ascii="Montserrat" w:hAnsi="Montserrat" w:eastAsia="Montserrat" w:cs="Montserrat"/>
+                <w:b/>
+                <w:color w:val="FFFFFF"/>
+                <w:sz w:val="18"/>
+              </w:rPr>
+              <w:t>NOVIDADE</w:t>
+            </w:r>
+          </w:p>
+          <w:p>
+            <w:pPr>
+              <w:spacing w:after="140" w:line="256" w:lineRule="exact"/>
+            </w:pPr>
+            <w:r>
+              <w:rPr>
+                <w:rFonts w:ascii="Montserrat" w:hAnsi="Montserrat" w:eastAsia="Montserrat" w:cs="Montserrat"/>
+                <w:b w:val="0"/>
+                <w:color w:val="30343B"/>
+                <w:sz w:val="19"/>
+              </w:rPr>
+              <w:t>A ideia combina orientações e acompanhamento em uma jornada única; a novidade relativa dependeria de comparação com soluções existentes.</w:t>
+            </w:r>
+          </w:p>
+          <w:p>
+            <w:pPr>
+              <w:spacing w:before="0" w:after="0" w:line="208" w:lineRule="exact"/>
+            </w:pPr>
+            <w:r/>
+            <w:r>
+              <w:rPr>
+                <w:rFonts w:ascii="Montserrat" w:hAnsi="Montserrat" w:eastAsia="Montserrat" w:cs="Montserrat"/>
+                <w:b w:val="0"/>
+                <w:color w:val="30343B"/>
+                <w:sz w:val="16"/>
+              </w:rPr>
+              <w:t>Fontes: FIC-01</w:t>
             </w:r>
           </w:p>
         </w:tc>
       </w:tr>
     </w:tbl>
     <w:p>
-      <w:r>
-        <w:t>Fontes: FIC-01</w:t>
-      </w:r>
-    </w:p>
-    <w:p>
       <w:pPr>
-        <w:pStyle w:val="Heading1"/>
-        <w:shd w:fill="102661"/>
+        <w:spacing w:before="0" w:after="160" w:line="256" w:lineRule="exact"/>
       </w:pPr>
+      <w:r/>
       <w:r>
         <w:rPr>
-          <w:color w:val="FFFFFF"/>
+          <w:rFonts w:ascii="Montserrat" w:hAnsi="Montserrat" w:eastAsia="Montserrat" w:cs="Montserrat"/>
+          <w:b w:val="0"/>
+          <w:color w:val="30343B"/>
+          <w:sz w:val="19"/>
         </w:rPr>
-        <w:t>Viabilidade</w:t>
       </w:r>
     </w:p>
     <w:tbl>
       <w:tblPr>
-        <w:tblStyle w:val="TableGrid"/>
         <w:tblW w:type="auto" w:w="0"/>
+        <w:tblLayout w:type="fixed"/>
         <w:tblLook w:firstColumn="1" w:firstRow="1" w:lastColumn="0" w:lastRow="0" w:noHBand="0" w:noVBand="1" w:val="04A0"/>
       </w:tblPr>
       <w:tblGrid>
@@ -89,170 +1744,44 @@
         <w:tc>
           <w:tcPr>
             <w:tcW w:type="dxa" w:w="10092"/>
-            <w:shd w:fill="F3F5FA"/>
+            <w:tcMar>
+              <w:top w:w="100" w:type="dxa"/>
+              <w:start w:w="140" w:type="dxa"/>
+              <w:bottom w:w="100" w:type="dxa"/>
+              <w:end w:w="140" w:type="dxa"/>
+            </w:tcMar>
+            <w:shd w:fill="102661"/>
+            <w:tcBorders>
+              <w:start w:val="single" w:sz="24" w:color="4C73D1"/>
+            </w:tcBorders>
           </w:tcPr>
           <w:p>
+            <w:pPr>
+              <w:spacing w:before="0" w:after="0" w:line="172" w:lineRule="exact"/>
+            </w:pPr>
+            <w:r/>
             <w:r>
-              <w:t>Uma triagem guiada parece tecnicamente possível, mas integração, responsáveis e custo permanecem hipóteses.</w:t>
+              <w:rPr>
+                <w:rFonts w:ascii="Montserrat" w:hAnsi="Montserrat" w:eastAsia="Montserrat" w:cs="Montserrat"/>
+                <w:b/>
+                <w:color w:val="E8EEFB"/>
+                <w:sz w:val="15"/>
+              </w:rPr>
+              <w:t>RECOMENDAÇÃO</w:t>
             </w:r>
           </w:p>
-        </w:tc>
-      </w:tr>
-    </w:tbl>
-    <w:p>
-      <w:r>
-        <w:t>Fontes: FIC-01</w:t>
-      </w:r>
-    </w:p>
-    <w:p>
-      <w:pPr>
-        <w:pStyle w:val="Heading1"/>
-        <w:shd w:fill="102661"/>
-      </w:pPr>
-      <w:r>
-        <w:rPr>
-          <w:color w:val="FFFFFF"/>
-        </w:rPr>
-        <w:t>Alinhamento</w:t>
-      </w:r>
-    </w:p>
-    <w:tbl>
-      <w:tblPr>
-        <w:tblStyle w:val="TableGrid"/>
-        <w:tblW w:type="auto" w:w="0"/>
-        <w:tblLook w:firstColumn="1" w:firstRow="1" w:lastColumn="0" w:lastRow="0" w:noHBand="0" w:noVBand="1" w:val="04A0"/>
-      </w:tblPr>
-      <w:tblGrid>
-        <w:gridCol w:w="10092"/>
-      </w:tblGrid>
-      <w:tr>
-        <w:tc>
-          <w:tcPr>
-            <w:tcW w:type="dxa" w:w="10092"/>
-            <w:shd w:fill="F3F5FA"/>
-          </w:tcPr>
           <w:p>
+            <w:pPr>
+              <w:spacing w:before="0" w:after="0" w:line="256" w:lineRule="exact"/>
+            </w:pPr>
+            <w:r/>
             <w:r>
-              <w:t>A proposta ilustrativa busca reduzir esforço de atendimento e dar previsibilidade à jornada.</w:t>
-            </w:r>
-          </w:p>
-        </w:tc>
-      </w:tr>
-    </w:tbl>
-    <w:p>
-      <w:r>
-        <w:t>Fontes: FIC-01</w:t>
-      </w:r>
-    </w:p>
-    <w:p>
-      <w:pPr>
-        <w:pStyle w:val="Heading1"/>
-        <w:shd w:fill="102661"/>
-      </w:pPr>
-      <w:r>
-        <w:rPr>
-          <w:color w:val="FFFFFF"/>
-        </w:rPr>
-        <w:t>Urgência</w:t>
-      </w:r>
-    </w:p>
-    <w:tbl>
-      <w:tblPr>
-        <w:tblStyle w:val="TableGrid"/>
-        <w:tblW w:type="auto" w:w="0"/>
-        <w:tblLook w:firstColumn="1" w:firstRow="1" w:lastColumn="0" w:lastRow="0" w:noHBand="0" w:noVBand="1" w:val="04A0"/>
-      </w:tblPr>
-      <w:tblGrid>
-        <w:gridCol w:w="10092"/>
-      </w:tblGrid>
-      <w:tr>
-        <w:tc>
-          <w:tcPr>
-            <w:tcW w:type="dxa" w:w="10092"/>
-            <w:shd w:fill="F3F5FA"/>
-          </w:tcPr>
-          <w:p>
-            <w:r>
-              <w:t>O exemplo considera prioridade moderada, sem transformar preferência de participantes em urgência institucional comprovada.</w:t>
-            </w:r>
-          </w:p>
-        </w:tc>
-      </w:tr>
-    </w:tbl>
-    <w:p>
-      <w:r>
-        <w:t>Fontes: FIC-01</w:t>
-      </w:r>
-    </w:p>
-    <w:p>
-      <w:pPr>
-        <w:pStyle w:val="Heading1"/>
-        <w:shd w:fill="102661"/>
-      </w:pPr>
-      <w:r>
-        <w:rPr>
-          <w:color w:val="FFFFFF"/>
-        </w:rPr>
-        <w:t>Novidade</w:t>
-      </w:r>
-    </w:p>
-    <w:tbl>
-      <w:tblPr>
-        <w:tblStyle w:val="TableGrid"/>
-        <w:tblW w:type="auto" w:w="0"/>
-        <w:tblLook w:firstColumn="1" w:firstRow="1" w:lastColumn="0" w:lastRow="0" w:noHBand="0" w:noVBand="1" w:val="04A0"/>
-      </w:tblPr>
-      <w:tblGrid>
-        <w:gridCol w:w="10092"/>
-      </w:tblGrid>
-      <w:tr>
-        <w:tc>
-          <w:tcPr>
-            <w:tcW w:type="dxa" w:w="10092"/>
-            <w:shd w:fill="F3F5FA"/>
-          </w:tcPr>
-          <w:p>
-            <w:r>
-              <w:t>A ideia combina orientações e acompanhamento em uma jornada única; a novidade relativa dependeria de comparação com soluções existentes.</w:t>
-            </w:r>
-          </w:p>
-        </w:tc>
-      </w:tr>
-    </w:tbl>
-    <w:p>
-      <w:r>
-        <w:t>Fontes: FIC-01</w:t>
-      </w:r>
-    </w:p>
-    <w:p>
-      <w:pPr>
-        <w:pStyle w:val="Heading1"/>
-        <w:shd w:fill="102661"/>
-      </w:pPr>
-      <w:r>
-        <w:rPr>
-          <w:color w:val="FFFFFF"/>
-        </w:rPr>
-        <w:t>Recomendação</w:t>
-      </w:r>
-    </w:p>
-    <w:tbl>
-      <w:tblPr>
-        <w:tblStyle w:val="TableGrid"/>
-        <w:tblW w:type="auto" w:w="0"/>
-        <w:tblLook w:firstColumn="1" w:firstRow="1" w:lastColumn="0" w:lastRow="0" w:noHBand="0" w:noVBand="1" w:val="04A0"/>
-      </w:tblPr>
-      <w:tblGrid>
-        <w:gridCol w:w="10092"/>
-      </w:tblGrid>
-      <w:tr>
-        <w:tc>
-          <w:tcPr>
-            <w:tcW w:type="dxa" w:w="10092"/>
-            <w:shd w:fill="F3F5FA"/>
-          </w:tcPr>
-          <w:p>
-            <w:r>
+              <w:rPr>
+                <w:rFonts w:ascii="Montserrat" w:hAnsi="Montserrat" w:eastAsia="Montserrat" w:cs="Montserrat"/>
+                <w:b w:val="0"/>
+                <w:color w:val="FFFFFF"/>
+                <w:sz w:val="19"/>
+              </w:rPr>
               <w:t>Investigar volumes e causas antes de comprometer construção. Nenhuma decisão real foi tomada neste exemplo.</w:t>
             </w:r>
           </w:p>
@@ -260,365 +1789,73 @@
       </w:tr>
     </w:tbl>
     <w:p>
+      <w:pPr>
+        <w:spacing w:before="0" w:after="160" w:line="256" w:lineRule="exact"/>
+      </w:pPr>
+      <w:r/>
       <w:r>
-        <w:t>Fontes: FIC-01</w:t>
-      </w:r>
-    </w:p>
-    <w:p>
-      <w:r>
-        <w:t>Pontuação ilustrativa, sem avaliação real</w:t>
-      </w:r>
-    </w:p>
-    <w:tbl>
-      <w:tblPr>
-        <w:tblStyle w:val="TableGrid"/>
-        <w:tblW w:type="auto" w:w="0"/>
-        <w:tblLook w:firstColumn="1" w:firstRow="1" w:lastColumn="0" w:lastRow="0" w:noHBand="0" w:noVBand="1" w:val="04A0"/>
-      </w:tblPr>
-      <w:tblGrid>
-        <w:gridCol w:w="2523"/>
-        <w:gridCol w:w="2523"/>
-        <w:gridCol w:w="2523"/>
-        <w:gridCol w:w="2523"/>
-      </w:tblGrid>
-      <w:tr>
-        <w:tc>
-          <w:tcPr>
-            <w:tcW w:type="dxa" w:w="2523"/>
-          </w:tcPr>
-          <w:p>
-            <w:r>
-              <w:t>Critério</w:t>
-            </w:r>
-          </w:p>
-        </w:tc>
-        <w:tc>
-          <w:tcPr>
-            <w:tcW w:type="dxa" w:w="2523"/>
-          </w:tcPr>
-          <w:p>
-            <w:r>
-              <w:t>Nota</w:t>
-            </w:r>
-          </w:p>
-        </w:tc>
-        <w:tc>
-          <w:tcPr>
-            <w:tcW w:type="dxa" w:w="2523"/>
-          </w:tcPr>
-          <w:p>
-            <w:r>
-              <w:t>Peso</w:t>
-            </w:r>
-          </w:p>
-        </w:tc>
-        <w:tc>
-          <w:tcPr>
-            <w:tcW w:type="dxa" w:w="2523"/>
-          </w:tcPr>
-          <w:p>
-            <w:r>
-              <w:t>Justificativa</w:t>
-            </w:r>
-          </w:p>
-        </w:tc>
-      </w:tr>
-      <w:tr>
-        <w:tc>
-          <w:tcPr>
-            <w:tcW w:type="dxa" w:w="2523"/>
-          </w:tcPr>
-          <w:p>
-            <w:r>
-              <w:t>Impacto</w:t>
-            </w:r>
-          </w:p>
-        </w:tc>
-        <w:tc>
-          <w:tcPr>
-            <w:tcW w:type="dxa" w:w="2523"/>
-          </w:tcPr>
-          <w:p>
-            <w:r>
-              <w:t>60</w:t>
-            </w:r>
-          </w:p>
-        </w:tc>
-        <w:tc>
-          <w:tcPr>
-            <w:tcW w:type="dxa" w:w="2523"/>
-          </w:tcPr>
-          <w:p>
-            <w:r>
-              <w:t>0.3</w:t>
-            </w:r>
-          </w:p>
-        </w:tc>
-        <w:tc>
-          <w:tcPr>
-            <w:tcW w:type="dxa" w:w="2523"/>
-          </w:tcPr>
-          <w:p>
-            <w:r>
-              <w:t>Retrabalho relatado; magnitude ainda não medida (exemplo).</w:t>
-            </w:r>
-          </w:p>
-        </w:tc>
-      </w:tr>
-      <w:tr>
-        <w:tc>
-          <w:tcPr>
-            <w:tcW w:type="dxa" w:w="2523"/>
-          </w:tcPr>
-          <w:p>
-            <w:r>
-              <w:t>Viabilidade</w:t>
-            </w:r>
-          </w:p>
-        </w:tc>
-        <w:tc>
-          <w:tcPr>
-            <w:tcW w:type="dxa" w:w="2523"/>
-          </w:tcPr>
-          <w:p>
-            <w:r>
-              <w:t>45</w:t>
-            </w:r>
-          </w:p>
-        </w:tc>
-        <w:tc>
-          <w:tcPr>
-            <w:tcW w:type="dxa" w:w="2523"/>
-          </w:tcPr>
-          <w:p>
-            <w:r>
-              <w:t>0.25</w:t>
-            </w:r>
-          </w:p>
-        </w:tc>
-        <w:tc>
-          <w:tcPr>
-            <w:tcW w:type="dxa" w:w="2523"/>
-          </w:tcPr>
-          <w:p>
-            <w:r>
-              <w:t>Integração, responsáveis e custo são hipóteses (exemplo).</w:t>
-            </w:r>
-          </w:p>
-        </w:tc>
-      </w:tr>
-      <w:tr>
-        <w:tc>
-          <w:tcPr>
-            <w:tcW w:type="dxa" w:w="2523"/>
-          </w:tcPr>
-          <w:p>
-            <w:r>
-              <w:t>Alinhamento</w:t>
-            </w:r>
-          </w:p>
-        </w:tc>
-        <w:tc>
-          <w:tcPr>
-            <w:tcW w:type="dxa" w:w="2523"/>
-          </w:tcPr>
-          <w:p>
-            <w:r>
-              <w:t>70</w:t>
-            </w:r>
-          </w:p>
-        </w:tc>
-        <w:tc>
-          <w:tcPr>
-            <w:tcW w:type="dxa" w:w="2523"/>
-          </w:tcPr>
-          <w:p>
-            <w:r>
-              <w:t>0.2</w:t>
-            </w:r>
-          </w:p>
-        </w:tc>
-        <w:tc>
-          <w:tcPr>
-            <w:tcW w:type="dxa" w:w="2523"/>
-          </w:tcPr>
-          <w:p>
-            <w:r>
-              <w:t>Reduz esforço de atendimento (exemplo).</w:t>
-            </w:r>
-          </w:p>
-        </w:tc>
-      </w:tr>
-      <w:tr>
-        <w:tc>
-          <w:tcPr>
-            <w:tcW w:type="dxa" w:w="2523"/>
-          </w:tcPr>
-          <w:p>
-            <w:r>
-              <w:t>Urgência</w:t>
-            </w:r>
-          </w:p>
-        </w:tc>
-        <w:tc>
-          <w:tcPr>
-            <w:tcW w:type="dxa" w:w="2523"/>
-          </w:tcPr>
-          <w:p>
-            <w:r>
-              <w:t>40</w:t>
-            </w:r>
-          </w:p>
-        </w:tc>
-        <w:tc>
-          <w:tcPr>
-            <w:tcW w:type="dxa" w:w="2523"/>
-          </w:tcPr>
-          <w:p>
-            <w:r>
-              <w:t>0.15</w:t>
-            </w:r>
-          </w:p>
-        </w:tc>
-        <w:tc>
-          <w:tcPr>
-            <w:tcW w:type="dxa" w:w="2523"/>
-          </w:tcPr>
-          <w:p>
-            <w:r>
-              <w:t>Prioridade moderada, não comprovada (exemplo).</w:t>
-            </w:r>
-          </w:p>
-        </w:tc>
-      </w:tr>
-      <w:tr>
-        <w:tc>
-          <w:tcPr>
-            <w:tcW w:type="dxa" w:w="2523"/>
-          </w:tcPr>
-          <w:p>
-            <w:r>
-              <w:t>Novidade</w:t>
-            </w:r>
-          </w:p>
-        </w:tc>
-        <w:tc>
-          <w:tcPr>
-            <w:tcW w:type="dxa" w:w="2523"/>
-          </w:tcPr>
-          <w:p>
-            <w:r>
-              <w:t>55</w:t>
-            </w:r>
-          </w:p>
-        </w:tc>
-        <w:tc>
-          <w:tcPr>
-            <w:tcW w:type="dxa" w:w="2523"/>
-          </w:tcPr>
-          <w:p>
-            <w:r>
-              <w:t>0.1</w:t>
-            </w:r>
-          </w:p>
-        </w:tc>
-        <w:tc>
-          <w:tcPr>
-            <w:tcW w:type="dxa" w:w="2523"/>
-          </w:tcPr>
-          <w:p>
-            <w:r>
-              <w:t>Novidade relativa não comparada (exemplo).</w:t>
-            </w:r>
-          </w:p>
-        </w:tc>
-      </w:tr>
-    </w:tbl>
-    <w:p>
-      <w:r>
-        <w:t>Total ponderado: 54.8 · Classificação: MONITORAR</w:t>
-      </w:r>
-    </w:p>
-    <w:p>
-      <w:r>
-        <w:t>Fontes: FIC-02</w:t>
+        <w:rPr>
+          <w:rFonts w:ascii="Montserrat" w:hAnsi="Montserrat" w:eastAsia="Montserrat" w:cs="Montserrat"/>
+          <w:b w:val="0"/>
+          <w:color w:val="30343B"/>
+          <w:sz w:val="19"/>
+        </w:rPr>
       </w:r>
     </w:p>
     <w:p>
       <w:pPr>
         <w:pStyle w:val="Heading1"/>
+        <w:spacing w:before="0" w:after="0" w:line="312" w:lineRule="exact"/>
       </w:pPr>
+      <w:r/>
       <w:r>
+        <w:rPr>
+          <w:rFonts w:ascii="Montserrat" w:hAnsi="Montserrat" w:eastAsia="Montserrat" w:cs="Montserrat"/>
+          <w:b/>
+          <w:color w:val="193C8E"/>
+          <w:sz w:val="26"/>
+        </w:rPr>
         <w:t>Fontes</w:t>
       </w:r>
     </w:p>
     <w:p>
+      <w:pPr>
+        <w:spacing w:before="0" w:after="0" w:line="208" w:lineRule="exact"/>
+      </w:pPr>
+      <w:r/>
       <w:r>
+        <w:rPr>
+          <w:rFonts w:ascii="Montserrat" w:hAnsi="Montserrat" w:eastAsia="Montserrat" w:cs="Montserrat"/>
+          <w:b w:val="0"/>
+          <w:color w:val="30343B"/>
+          <w:sz w:val="16"/>
+        </w:rPr>
         <w:t>FIC-01: ata-simulada-5c exemplo fictício, sem coleta real</w:t>
       </w:r>
     </w:p>
     <w:p>
+      <w:pPr>
+        <w:spacing w:before="0" w:after="0" w:line="208" w:lineRule="exact"/>
+      </w:pPr>
+      <w:r/>
       <w:r>
+        <w:rPr>
+          <w:rFonts w:ascii="Montserrat" w:hAnsi="Montserrat" w:eastAsia="Montserrat" w:cs="Montserrat"/>
+          <w:b w:val="0"/>
+          <w:color w:val="30343B"/>
+          <w:sz w:val="16"/>
+        </w:rPr>
         <w:t>FIC-02: planilha-simulada exemplo fictício, sem dados reais</w:t>
       </w:r>
     </w:p>
     <w:sectPr>
-      <w:headerReference w:type="default" r:id="rId9"/>
       <w:pgSz w:w="11906" w:h="16838"/>
-      <w:pgMar w:top="907" w:right="907" w:bottom="907" w:left="907" w:header="720" w:footer="720" w:gutter="0"/>
+      <w:pgMar w:top="907" w:right="907" w:bottom="907" w:left="907" w:header="113" w:footer="283" w:gutter="0"/>
       <w:cols w:space="720"/>
       <w:docGrid w:linePitch="360"/>
     </w:sectPr>
   </w:body>
 </w:document>
-</file>
-
-<file path=word/header1.xml><?xml version="1.0" encoding="utf-8"?>
-<w:hdr xmlns:m="http://schemas.openxmlformats.org/officeDocument/2006/math" xmlns:mc="http://schemas.openxmlformats.org/markup-compatibility/2006" xmlns:mo="http://schemas.microsoft.com/office/mac/office/2008/main" xmlns:mv="urn:schemas-microsoft-com:mac:vml" xmlns:o="urn:schemas-microsoft-com:office:office" xmlns:r="http://schemas.openxmlformats.org/officeDocument/2006/relationships" xmlns:v="urn:schemas-microsoft-com:vml" xmlns:w10="urn:schemas-microsoft-com:office:word" xmlns:w14="http://schemas.microsoft.com/office/word/2010/wordml" xmlns:w="http://schemas.openxmlformats.org/wordprocessingml/2006/main" xmlns:wne="http://schemas.microsoft.com/office/word/2006/wordml" xmlns:wp14="http://schemas.microsoft.com/office/word/2010/wordprocessingDrawing" xmlns:wp="http://schemas.openxmlformats.org/drawingml/2006/wordprocessingDrawing" xmlns:wpc="http://schemas.microsoft.com/office/word/2010/wordprocessingCanvas" xmlns:wpg="http://schemas.microsoft.com/office/word/2010/wordprocessingGroup" xmlns:wpi="http://schemas.microsoft.com/office/word/2010/wordprocessingInk" xmlns:wps="http://schemas.microsoft.com/office/word/2010/wordprocessingShape" mc:Ignorable="w14 wp14">
-  <w:p>
-    <w:pPr>
-      <w:pStyle w:val="Header"/>
-      <w:jc w:val="right"/>
-    </w:pPr>
-    <w:r>
-      <w:t xml:space="preserve">AVALIAÇÃO DO POTENCIAL DE INOVAÇÃO    </w:t>
-    </w:r>
-    <w:r>
-      <w:drawing>
-        <wp:inline xmlns:a="http://schemas.openxmlformats.org/drawingml/2006/main" xmlns:pic="http://schemas.openxmlformats.org/drawingml/2006/picture">
-          <wp:extent cx="1152000" cy="431878"/>
-          <wp:docPr id="1" name="Picture 1"/>
-          <wp:cNvGraphicFramePr>
-            <a:graphicFrameLocks noChangeAspect="1"/>
-          </wp:cNvGraphicFramePr>
-          <a:graphic>
-            <a:graphicData uri="http://schemas.openxmlformats.org/drawingml/2006/picture">
-              <pic:pic>
-                <pic:nvPicPr>
-                  <pic:cNvPr id="0" name="logo_ccee.png"/>
-                  <pic:cNvPicPr/>
-                </pic:nvPicPr>
-                <pic:blipFill>
-                  <a:blip r:embed="rId1"/>
-                  <a:stretch>
-                    <a:fillRect/>
-                  </a:stretch>
-                </pic:blipFill>
-                <pic:spPr>
-                  <a:xfrm>
-                    <a:off x="0" y="0"/>
-                    <a:ext cx="1152000" cy="431878"/>
-                  </a:xfrm>
-                  <a:prstGeom prst="rect"/>
-                </pic:spPr>
-              </pic:pic>
-            </a:graphicData>
-          </a:graphic>
-        </wp:inline>
-      </w:drawing>
-    </w:r>
-  </w:p>
-</w:hdr>
 </file>
 
 <file path=word/numbering.xml><?xml version="1.0" encoding="utf-8"?>
@@ -984,6 +2221,9 @@
     <w:name w:val="Normal"/>
     <w:qFormat/>
     <w:rsid w:val="00FC693F"/>
+    <w:pPr>
+      <w:spacing w:after="0" w:line="256" w:lineRule="exact"/>
+    </w:pPr>
     <w:rPr>
       <w:rFonts w:ascii="Montserrat" w:hAnsi="Montserrat"/>
       <w:sz w:val="19"/>
@@ -1052,7 +2292,7 @@
       <w:b/>
       <w:bCs/>
       <w:color w:val="193C8E"/>
-      <w:sz w:val="28"/>
+      <w:sz w:val="22"/>
       <w:szCs w:val="28"/>
     </w:rPr>
   </w:style>
@@ -1338,10 +2578,11 @@
     </w:pPr>
     <w:rPr>
       <w:rFonts w:asciiTheme="majorHAnsi" w:eastAsiaTheme="majorEastAsia" w:hAnsiTheme="majorHAnsi" w:cstheme="majorBidi" w:ascii="Montserrat" w:hAnsi="Montserrat"/>
+      <w:b/>
       <w:color w:val="193C8E"/>
       <w:spacing w:val="5"/>
       <w:kern w:val="28"/>
-      <w:sz w:val="52"/>
+      <w:sz w:val="60"/>
       <w:szCs w:val="52"/>
     </w:rPr>
   </w:style>

--- a/_SAMPLES_ENTREGAVEIS/innovation_potential_assessment/sample-innovation-potential-assessment-v1.0.0.docx
+++ b/_SAMPLES_ENTREGAVEIS/innovation_potential_assessment/sample-innovation-potential-assessment-v1.0.0.docx
@@ -7,7 +7,7 @@
         <w:tabs>
           <w:tab w:pos="10092" w:val="right"/>
         </w:tabs>
-        <w:spacing w:line="560" w:lineRule="exact"/>
+        <w:spacing w:line="720" w:lineRule="exact"/>
         <w:pBdr>
           <w:bottom w:val="single" w:sz="12" w:color="193C8E"/>
         </w:pBdr>
@@ -60,7 +60,7 @@
     <w:p>
       <w:pPr>
         <w:pStyle w:val="Title"/>
-        <w:spacing w:before="160" w:after="120"/>
+        <w:spacing w:before="0" w:after="120"/>
       </w:pPr>
       <w:r>
         <w:rPr>

--- a/_SAMPLES_ENTREGAVEIS/innovation_potential_assessment/sample-innovation-potential-assessment-v1.0.0.docx
+++ b/_SAMPLES_ENTREGAVEIS/innovation_potential_assessment/sample-innovation-potential-assessment-v1.0.0.docx
@@ -1357,6 +1357,9 @@
           </w:tcPr>
           <w:p>
             <w:pPr>
+              <w:tabs>
+                <w:tab w:pos="240" w:val="left"/>
+              </w:tabs>
               <w:spacing w:before="0" w:after="0" w:line="216" w:lineRule="exact"/>
               <w:shd w:fill="102661"/>
             </w:pPr>
@@ -1364,6 +1367,7 @@
               <w:rPr>
                 <w:color w:val="FFFFFF"/>
               </w:rPr>
+              <w:tab/>
             </w:r>
             <w:r>
               <w:rPr>
@@ -1424,6 +1428,9 @@
           </w:tcPr>
           <w:p>
             <w:pPr>
+              <w:tabs>
+                <w:tab w:pos="240" w:val="left"/>
+              </w:tabs>
               <w:spacing w:before="0" w:after="0" w:line="216" w:lineRule="exact"/>
               <w:shd w:fill="102661"/>
             </w:pPr>
@@ -1431,6 +1438,7 @@
               <w:rPr>
                 <w:color w:val="FFFFFF"/>
               </w:rPr>
+              <w:tab/>
             </w:r>
             <w:r>
               <w:rPr>
@@ -1513,6 +1521,9 @@
           </w:tcPr>
           <w:p>
             <w:pPr>
+              <w:tabs>
+                <w:tab w:pos="240" w:val="left"/>
+              </w:tabs>
               <w:spacing w:before="0" w:after="0" w:line="216" w:lineRule="exact"/>
               <w:shd w:fill="102661"/>
             </w:pPr>
@@ -1520,6 +1531,7 @@
               <w:rPr>
                 <w:color w:val="FFFFFF"/>
               </w:rPr>
+              <w:tab/>
             </w:r>
             <w:r>
               <w:rPr>
@@ -1580,6 +1592,9 @@
           </w:tcPr>
           <w:p>
             <w:pPr>
+              <w:tabs>
+                <w:tab w:pos="240" w:val="left"/>
+              </w:tabs>
               <w:spacing w:before="0" w:after="0" w:line="216" w:lineRule="exact"/>
               <w:shd w:fill="102661"/>
             </w:pPr>
@@ -1587,6 +1602,7 @@
               <w:rPr>
                 <w:color w:val="FFFFFF"/>
               </w:rPr>
+              <w:tab/>
             </w:r>
             <w:r>
               <w:rPr>
@@ -1667,6 +1683,9 @@
           </w:tcPr>
           <w:p>
             <w:pPr>
+              <w:tabs>
+                <w:tab w:pos="240" w:val="left"/>
+              </w:tabs>
               <w:spacing w:before="0" w:after="0" w:line="216" w:lineRule="exact"/>
               <w:shd w:fill="102661"/>
             </w:pPr>
@@ -1674,6 +1693,7 @@
               <w:rPr>
                 <w:color w:val="FFFFFF"/>
               </w:rPr>
+              <w:tab/>
             </w:r>
             <w:r>
               <w:rPr>

--- a/_SAMPLES_ENTREGAVEIS/innovation_potential_assessment/sample-innovation-potential-assessment-v1.0.0.docx
+++ b/_SAMPLES_ENTREGAVEIS/innovation_potential_assessment/sample-innovation-potential-assessment-v1.0.0.docx
@@ -1320,17 +1320,8 @@
     </w:p>
     <w:p>
       <w:pPr>
-        <w:spacing w:before="0" w:after="160" w:line="256" w:lineRule="exact"/>
+        <w:spacing w:line="220" w:lineRule="exact" w:after="180"/>
       </w:pPr>
-      <w:r/>
-      <w:r>
-        <w:rPr>
-          <w:rFonts w:ascii="Montserrat" w:hAnsi="Montserrat" w:eastAsia="Montserrat" w:cs="Montserrat"/>
-          <w:b w:val="0"/>
-          <w:color w:val="30343B"/>
-          <w:sz w:val="19"/>
-        </w:rPr>
-      </w:r>
     </w:p>
     <w:tbl>
       <w:tblPr>
@@ -1358,10 +1349,14 @@
           <w:p>
             <w:pPr>
               <w:tabs>
-                <w:tab w:pos="240" w:val="left"/>
+                <w:tab w:pos="180" w:val="left"/>
               </w:tabs>
               <w:spacing w:before="0" w:after="0" w:line="216" w:lineRule="exact"/>
               <w:shd w:fill="102661"/>
+              <w:pBdr>
+                <w:top w:val="single" w:sz="40" w:color="102661" w:space="0"/>
+                <w:bottom w:val="single" w:sz="40" w:color="102661" w:space="0"/>
+              </w:pBdr>
             </w:pPr>
             <w:r>
               <w:rPr>
@@ -1392,12 +1387,6 @@
               </w:rPr>
               <w:t>No cenário simulado, solicitações de dados exigem retrabalho. A magnitude real ainda teria de ser medida; a pontuação de exemplo serve apenas para testar o layout.</w:t>
             </w:r>
-          </w:p>
-          <w:p>
-            <w:pPr>
-              <w:spacing w:before="0" w:after="0" w:line="208" w:lineRule="exact"/>
-            </w:pPr>
-            <w:r/>
             <w:r>
               <w:rPr>
                 <w:rFonts w:ascii="Montserrat" w:hAnsi="Montserrat" w:eastAsia="Montserrat" w:cs="Montserrat"/>
@@ -1405,7 +1394,7 @@
                 <w:color w:val="30343B"/>
                 <w:sz w:val="16"/>
               </w:rPr>
-              <w:t>Fontes: FIC-01</w:t>
+              <w:t>[FIC-01]</w:t>
             </w:r>
           </w:p>
         </w:tc>
@@ -1429,10 +1418,14 @@
           <w:p>
             <w:pPr>
               <w:tabs>
-                <w:tab w:pos="240" w:val="left"/>
+                <w:tab w:pos="180" w:val="left"/>
               </w:tabs>
               <w:spacing w:before="0" w:after="0" w:line="216" w:lineRule="exact"/>
               <w:shd w:fill="102661"/>
+              <w:pBdr>
+                <w:top w:val="single" w:sz="40" w:color="102661" w:space="0"/>
+                <w:bottom w:val="single" w:sz="40" w:color="102661" w:space="0"/>
+              </w:pBdr>
             </w:pPr>
             <w:r>
               <w:rPr>
@@ -1463,12 +1456,6 @@
               </w:rPr>
               <w:t>Uma triagem guiada parece tecnicamente possível, mas integração, responsáveis e custo permanecem hipóteses.</w:t>
             </w:r>
-          </w:p>
-          <w:p>
-            <w:pPr>
-              <w:spacing w:before="0" w:after="0" w:line="208" w:lineRule="exact"/>
-            </w:pPr>
-            <w:r/>
             <w:r>
               <w:rPr>
                 <w:rFonts w:ascii="Montserrat" w:hAnsi="Montserrat" w:eastAsia="Montserrat" w:cs="Montserrat"/>
@@ -1476,7 +1463,7 @@
                 <w:color w:val="30343B"/>
                 <w:sz w:val="16"/>
               </w:rPr>
-              <w:t>Fontes: FIC-01</w:t>
+              <w:t>[FIC-01]</w:t>
             </w:r>
           </w:p>
         </w:tc>
@@ -1484,17 +1471,8 @@
     </w:tbl>
     <w:p>
       <w:pPr>
-        <w:spacing w:before="0" w:after="160" w:line="256" w:lineRule="exact"/>
+        <w:spacing w:line="220" w:lineRule="exact" w:after="180"/>
       </w:pPr>
-      <w:r/>
-      <w:r>
-        <w:rPr>
-          <w:rFonts w:ascii="Montserrat" w:hAnsi="Montserrat" w:eastAsia="Montserrat" w:cs="Montserrat"/>
-          <w:b w:val="0"/>
-          <w:color w:val="30343B"/>
-          <w:sz w:val="19"/>
-        </w:rPr>
-      </w:r>
     </w:p>
     <w:tbl>
       <w:tblPr>
@@ -1522,10 +1500,14 @@
           <w:p>
             <w:pPr>
               <w:tabs>
-                <w:tab w:pos="240" w:val="left"/>
+                <w:tab w:pos="180" w:val="left"/>
               </w:tabs>
               <w:spacing w:before="0" w:after="0" w:line="216" w:lineRule="exact"/>
               <w:shd w:fill="102661"/>
+              <w:pBdr>
+                <w:top w:val="single" w:sz="40" w:color="102661" w:space="0"/>
+                <w:bottom w:val="single" w:sz="40" w:color="102661" w:space="0"/>
+              </w:pBdr>
             </w:pPr>
             <w:r>
               <w:rPr>
@@ -1556,12 +1538,6 @@
               </w:rPr>
               <w:t>A proposta ilustrativa busca reduzir esforço de atendimento e dar previsibilidade à jornada.</w:t>
             </w:r>
-          </w:p>
-          <w:p>
-            <w:pPr>
-              <w:spacing w:before="0" w:after="0" w:line="208" w:lineRule="exact"/>
-            </w:pPr>
-            <w:r/>
             <w:r>
               <w:rPr>
                 <w:rFonts w:ascii="Montserrat" w:hAnsi="Montserrat" w:eastAsia="Montserrat" w:cs="Montserrat"/>
@@ -1569,7 +1545,7 @@
                 <w:color w:val="30343B"/>
                 <w:sz w:val="16"/>
               </w:rPr>
-              <w:t>Fontes: FIC-01</w:t>
+              <w:t>[FIC-01]</w:t>
             </w:r>
           </w:p>
         </w:tc>
@@ -1593,10 +1569,14 @@
           <w:p>
             <w:pPr>
               <w:tabs>
-                <w:tab w:pos="240" w:val="left"/>
+                <w:tab w:pos="180" w:val="left"/>
               </w:tabs>
               <w:spacing w:before="0" w:after="0" w:line="216" w:lineRule="exact"/>
               <w:shd w:fill="102661"/>
+              <w:pBdr>
+                <w:top w:val="single" w:sz="40" w:color="102661" w:space="0"/>
+                <w:bottom w:val="single" w:sz="40" w:color="102661" w:space="0"/>
+              </w:pBdr>
             </w:pPr>
             <w:r>
               <w:rPr>
@@ -1627,12 +1607,6 @@
               </w:rPr>
               <w:t>O exemplo considera prioridade moderada, sem transformar preferência de participantes em urgência institucional comprovada.</w:t>
             </w:r>
-          </w:p>
-          <w:p>
-            <w:pPr>
-              <w:spacing w:before="0" w:after="0" w:line="208" w:lineRule="exact"/>
-            </w:pPr>
-            <w:r/>
             <w:r>
               <w:rPr>
                 <w:rFonts w:ascii="Montserrat" w:hAnsi="Montserrat" w:eastAsia="Montserrat" w:cs="Montserrat"/>
@@ -1640,7 +1614,7 @@
                 <w:color w:val="30343B"/>
                 <w:sz w:val="16"/>
               </w:rPr>
-              <w:t>Fontes: FIC-01</w:t>
+              <w:t>[FIC-01]</w:t>
             </w:r>
           </w:p>
         </w:tc>
@@ -1648,17 +1622,8 @@
     </w:tbl>
     <w:p>
       <w:pPr>
-        <w:spacing w:before="0" w:after="160" w:line="256" w:lineRule="exact"/>
+        <w:spacing w:line="220" w:lineRule="exact" w:after="180"/>
       </w:pPr>
-      <w:r/>
-      <w:r>
-        <w:rPr>
-          <w:rFonts w:ascii="Montserrat" w:hAnsi="Montserrat" w:eastAsia="Montserrat" w:cs="Montserrat"/>
-          <w:b w:val="0"/>
-          <w:color w:val="30343B"/>
-          <w:sz w:val="19"/>
-        </w:rPr>
-      </w:r>
     </w:p>
     <w:tbl>
       <w:tblPr>
@@ -1684,10 +1649,14 @@
           <w:p>
             <w:pPr>
               <w:tabs>
-                <w:tab w:pos="240" w:val="left"/>
+                <w:tab w:pos="180" w:val="left"/>
               </w:tabs>
               <w:spacing w:before="0" w:after="0" w:line="216" w:lineRule="exact"/>
               <w:shd w:fill="102661"/>
+              <w:pBdr>
+                <w:top w:val="single" w:sz="40" w:color="102661" w:space="0"/>
+                <w:bottom w:val="single" w:sz="40" w:color="102661" w:space="0"/>
+              </w:pBdr>
             </w:pPr>
             <w:r>
               <w:rPr>
@@ -1718,12 +1687,6 @@
               </w:rPr>
               <w:t>A ideia combina orientações e acompanhamento em uma jornada única; a novidade relativa dependeria de comparação com soluções existentes.</w:t>
             </w:r>
-          </w:p>
-          <w:p>
-            <w:pPr>
-              <w:spacing w:before="0" w:after="0" w:line="208" w:lineRule="exact"/>
-            </w:pPr>
-            <w:r/>
             <w:r>
               <w:rPr>
                 <w:rFonts w:ascii="Montserrat" w:hAnsi="Montserrat" w:eastAsia="Montserrat" w:cs="Montserrat"/>
@@ -1731,7 +1694,7 @@
                 <w:color w:val="30343B"/>
                 <w:sz w:val="16"/>
               </w:rPr>
-              <w:t>Fontes: FIC-01</w:t>
+              <w:t>[FIC-01]</w:t>
             </w:r>
           </w:p>
         </w:tc>
@@ -1739,17 +1702,8 @@
     </w:tbl>
     <w:p>
       <w:pPr>
-        <w:spacing w:before="0" w:after="160" w:line="256" w:lineRule="exact"/>
+        <w:spacing w:line="220" w:lineRule="exact" w:after="180"/>
       </w:pPr>
-      <w:r/>
-      <w:r>
-        <w:rPr>
-          <w:rFonts w:ascii="Montserrat" w:hAnsi="Montserrat" w:eastAsia="Montserrat" w:cs="Montserrat"/>
-          <w:b w:val="0"/>
-          <w:color w:val="30343B"/>
-          <w:sz w:val="19"/>
-        </w:rPr>
-      </w:r>
     </w:p>
     <w:tbl>
       <w:tblPr>
@@ -1810,17 +1764,8 @@
     </w:tbl>
     <w:p>
       <w:pPr>
-        <w:spacing w:before="0" w:after="160" w:line="256" w:lineRule="exact"/>
+        <w:spacing w:line="220" w:lineRule="exact" w:after="180"/>
       </w:pPr>
-      <w:r/>
-      <w:r>
-        <w:rPr>
-          <w:rFonts w:ascii="Montserrat" w:hAnsi="Montserrat" w:eastAsia="Montserrat" w:cs="Montserrat"/>
-          <w:b w:val="0"/>
-          <w:color w:val="30343B"/>
-          <w:sz w:val="19"/>
-        </w:rPr>
-      </w:r>
     </w:p>
     <w:p>
       <w:pPr>
